--- a/docs/developpement/phases/word/PHASE_48_DESIGN_DE_LA_CARTE_ABONNE_LOGO_BANNIERE_COULEURS_TEXTES_ET_LIENS.docx
+++ b/docs/developpement/phases/word/PHASE_48_DESIGN_DE_LA_CARTE_ABONNE_LOGO_BANNIERE_COULEURS_TEXTES_ET_LIENS.docx
@@ -20,7 +20,7 @@
       <w:r>
         <w:t xml:space="preserve">FlaiX Expert · dossier de développement · généré le 2026-10-19 depuis le dépôt </w:t>
       </w:r>
-      <w:hyperlink w:history="1" r:id="rIds_5ytvimljrn33zphoryj">
+      <w:hyperlink w:history="1" r:id="rIdtog0bmsz9qqkongztakxx">
         <w:r>
           <w:rPr>
             <w:rStyle w:val="Hyperlink"/>
@@ -744,7 +744,7 @@
           <w:numId w:val="2"/>
         </w:numPr>
       </w:pPr>
-      <w:hyperlink w:history="1" r:id="rIdd4f3mkssn5cfjaveyejit">
+      <w:hyperlink w:history="1" r:id="rIdzdjgbnmlxkq0rbvcwwucs">
         <w:r>
           <w:rPr>
             <w:rStyle w:val="Hyperlink"/>
@@ -764,7 +764,7 @@
           <w:numId w:val="2"/>
         </w:numPr>
       </w:pPr>
-      <w:hyperlink w:history="1" r:id="rId5ed5dqgrqeae_qvwslhip">
+      <w:hyperlink w:history="1" r:id="rIdh5nf7k8tz_jfu7u8nsvyb">
         <w:r>
           <w:rPr>
             <w:rStyle w:val="Hyperlink"/>
@@ -812,7 +812,7 @@
       <w:r>
         <w:t xml:space="preserve"> — créé — </w:t>
       </w:r>
-      <w:hyperlink w:history="1" r:id="rIdvnvjlhewhhlp7pa-6d6xf">
+      <w:hyperlink w:history="1" r:id="rIdeik2x78xzqjgf4nmq85z0">
         <w:r>
           <w:rPr>
             <w:rStyle w:val="Hyperlink"/>
@@ -849,7 +849,7 @@
       <w:r>
         <w:t xml:space="preserve"> — modifié — </w:t>
       </w:r>
-      <w:hyperlink w:history="1" r:id="rIder1tvqlix57ydp5fabika">
+      <w:hyperlink w:history="1" r:id="rIdcfii6zg75uilmf58xe5d5">
         <w:r>
           <w:rPr>
             <w:rStyle w:val="Hyperlink"/>
@@ -878,7 +878,7 @@
       <w:r>
         <w:t xml:space="preserve"> — modifié — </w:t>
       </w:r>
-      <w:hyperlink w:history="1" r:id="rIdk9hzfmkjat7ffehj6zykn">
+      <w:hyperlink w:history="1" r:id="rIdcs5jmyzjenv_vmh3srtn5">
         <w:r>
           <w:rPr>
             <w:rStyle w:val="Hyperlink"/>
@@ -907,7 +907,7 @@
       <w:r>
         <w:t xml:space="preserve"> — modifié — </w:t>
       </w:r>
-      <w:hyperlink w:history="1" r:id="rIdszaxg2h1pahgw3qlr0btc">
+      <w:hyperlink w:history="1" r:id="rIdu4ptejvsfqjkgvwjm1fhz">
         <w:r>
           <w:rPr>
             <w:rStyle w:val="Hyperlink"/>
@@ -944,7 +944,7 @@
       <w:r>
         <w:t xml:space="preserve"> — modifié — </w:t>
       </w:r>
-      <w:hyperlink w:history="1" r:id="rIdnqjenn7rf5mipjxgkqftt">
+      <w:hyperlink w:history="1" r:id="rIdazwjd3urnsqt8li9wmery">
         <w:r>
           <w:rPr>
             <w:rStyle w:val="Hyperlink"/>
@@ -973,7 +973,7 @@
       <w:r>
         <w:t xml:space="preserve"> — modifié — </w:t>
       </w:r>
-      <w:hyperlink w:history="1" r:id="rIdedzqrmr-ip8hrsr1bblav">
+      <w:hyperlink w:history="1" r:id="rId6dzcz1wo6uvf9anrhxywd">
         <w:r>
           <w:rPr>
             <w:rStyle w:val="Hyperlink"/>
@@ -1010,7 +1010,7 @@
       <w:r>
         <w:t xml:space="preserve"> — modifié — </w:t>
       </w:r>
-      <w:hyperlink w:history="1" r:id="rIdnfacah-ukuydjsvey2sdo">
+      <w:hyperlink w:history="1" r:id="rId7fyjlq8i-vwscaw63zlki">
         <w:r>
           <w:rPr>
             <w:rStyle w:val="Hyperlink"/>
@@ -1039,7 +1039,7 @@
       <w:r>
         <w:t xml:space="preserve"> — modifié — </w:t>
       </w:r>
-      <w:hyperlink w:history="1" r:id="rId4rfhedqbygahhs6vcxlik">
+      <w:hyperlink w:history="1" r:id="rIdcmduc0ipmkcmtf6_iigfs">
         <w:r>
           <w:rPr>
             <w:rStyle w:val="Hyperlink"/>
@@ -1068,7 +1068,7 @@
       <w:r>
         <w:t xml:space="preserve"> — modifié — </w:t>
       </w:r>
-      <w:hyperlink w:history="1" r:id="rIdjpg4zmhmrgpv3kdxl0fwt">
+      <w:hyperlink w:history="1" r:id="rId91y7zuvgdte2hodp35nuy">
         <w:r>
           <w:rPr>
             <w:rStyle w:val="Hyperlink"/>
@@ -1097,7 +1097,7 @@
       <w:r>
         <w:t xml:space="preserve"> — modifié — </w:t>
       </w:r>
-      <w:hyperlink w:history="1" r:id="rIdiphdenkudszh68cqswivw">
+      <w:hyperlink w:history="1" r:id="rIdowcbwwekevpa4ahvw7psg">
         <w:r>
           <w:rPr>
             <w:rStyle w:val="Hyperlink"/>
@@ -1126,7 +1126,7 @@
       <w:r>
         <w:t xml:space="preserve"> — modifié — </w:t>
       </w:r>
-      <w:hyperlink w:history="1" r:id="rIdj1oq3cltx5swvfki_4to4">
+      <w:hyperlink w:history="1" r:id="rIdvdzuphsb-2ivme90mwnh0">
         <w:r>
           <w:rPr>
             <w:rStyle w:val="Hyperlink"/>
@@ -1155,7 +1155,7 @@
       <w:r>
         <w:t xml:space="preserve"> — créé — </w:t>
       </w:r>
-      <w:hyperlink w:history="1" r:id="rIdvbrzmjq1a9lq6rx64-es4">
+      <w:hyperlink w:history="1" r:id="rIdsyvzic7whfownekjzph57">
         <w:r>
           <w:rPr>
             <w:rStyle w:val="Hyperlink"/>
@@ -1192,7 +1192,7 @@
       <w:r>
         <w:t xml:space="preserve"> — modifié — </w:t>
       </w:r>
-      <w:hyperlink w:history="1" r:id="rId1qdyq4cssjjubpafwfo_3">
+      <w:hyperlink w:history="1" r:id="rId9wtz5t6gnyrh69vh_i04o">
         <w:r>
           <w:rPr>
             <w:rStyle w:val="Hyperlink"/>
@@ -1221,7 +1221,7 @@
       <w:r>
         <w:t xml:space="preserve"> — créé — </w:t>
       </w:r>
-      <w:hyperlink w:history="1" r:id="rId85krijo6rcov_x9kwbhuy">
+      <w:hyperlink w:history="1" r:id="rIdiueic2mg_eeox_0y07uvo">
         <w:r>
           <w:rPr>
             <w:rStyle w:val="Hyperlink"/>
@@ -1250,7 +1250,7 @@
       <w:r>
         <w:t xml:space="preserve"> — modifié — </w:t>
       </w:r>
-      <w:hyperlink w:history="1" r:id="rIdmp1nl5oqxdevimii8hweq">
+      <w:hyperlink w:history="1" r:id="rId0kal0ohemxpz0-9l9yy63">
         <w:r>
           <w:rPr>
             <w:rStyle w:val="Hyperlink"/>
@@ -1279,7 +1279,7 @@
       <w:r>
         <w:t xml:space="preserve"> — modifié — </w:t>
       </w:r>
-      <w:hyperlink w:history="1" r:id="rId6sja6v-nsepmm8knfmra6">
+      <w:hyperlink w:history="1" r:id="rIdosewnr7zfvpjnp5q8gmul">
         <w:r>
           <w:rPr>
             <w:rStyle w:val="Hyperlink"/>
@@ -1308,7 +1308,7 @@
       <w:r>
         <w:t xml:space="preserve"> — modifié — </w:t>
       </w:r>
-      <w:hyperlink w:history="1" r:id="rIdrhowlie-xbvefruimh0lu">
+      <w:hyperlink w:history="1" r:id="rIdigitslh-5ng2lk3-gyolj">
         <w:r>
           <w:rPr>
             <w:rStyle w:val="Hyperlink"/>
@@ -1337,7 +1337,7 @@
       <w:r>
         <w:t xml:space="preserve"> — créé — </w:t>
       </w:r>
-      <w:hyperlink w:history="1" r:id="rIdnlewezsdfaxpd2vvzh3pb">
+      <w:hyperlink w:history="1" r:id="rIdbnr8xu2um99ptf-sewbjl">
         <w:r>
           <w:rPr>
             <w:rStyle w:val="Hyperlink"/>
@@ -1366,7 +1366,7 @@
       <w:r>
         <w:t xml:space="preserve"> — créé — </w:t>
       </w:r>
-      <w:hyperlink w:history="1" r:id="rIdbuw1osh3rum8oz3wmplz0">
+      <w:hyperlink w:history="1" r:id="rIdx85m4eki35_n4yvqqoqlj">
         <w:r>
           <w:rPr>
             <w:rStyle w:val="Hyperlink"/>
@@ -1395,7 +1395,7 @@
       <w:r>
         <w:t xml:space="preserve"> — modifié — </w:t>
       </w:r>
-      <w:hyperlink w:history="1" r:id="rIdd8jnt35f3rv1egzah4bj4">
+      <w:hyperlink w:history="1" r:id="rIdqhdpwapmqt6qevmieut8h">
         <w:r>
           <w:rPr>
             <w:rStyle w:val="Hyperlink"/>
@@ -1424,7 +1424,7 @@
       <w:r>
         <w:t xml:space="preserve"> — créé — </w:t>
       </w:r>
-      <w:hyperlink w:history="1" r:id="rIdmaxgorhvw_9xjjbkxz1tx">
+      <w:hyperlink w:history="1" r:id="rIdki4tgjsoofuczviwgk4-5">
         <w:r>
           <w:rPr>
             <w:rStyle w:val="Hyperlink"/>
@@ -1453,7 +1453,7 @@
       <w:r>
         <w:t xml:space="preserve"> — modifié — </w:t>
       </w:r>
-      <w:hyperlink w:history="1" r:id="rId623ei_by5gvjfctyzzhnx">
+      <w:hyperlink w:history="1" r:id="rIdfbtljxfi3bqo8p5macbt_">
         <w:r>
           <w:rPr>
             <w:rStyle w:val="Hyperlink"/>

--- a/docs/developpement/phases/word/PHASE_48_DESIGN_DE_LA_CARTE_ABONNE_LOGO_BANNIERE_COULEURS_TEXTES_ET_LIENS.docx
+++ b/docs/developpement/phases/word/PHASE_48_DESIGN_DE_LA_CARTE_ABONNE_LOGO_BANNIERE_COULEURS_TEXTES_ET_LIENS.docx
@@ -20,7 +20,7 @@
       <w:r>
         <w:t xml:space="preserve">FlaiX Expert · dossier de développement · généré le 2026-10-19 depuis le dépôt </w:t>
       </w:r>
-      <w:hyperlink w:history="1" r:id="rIdtog0bmsz9qqkongztakxx">
+      <w:hyperlink w:history="1" r:id="rIdkdq9uooaoiakhya6xs6le">
         <w:r>
           <w:rPr>
             <w:rStyle w:val="Hyperlink"/>
@@ -744,7 +744,7 @@
           <w:numId w:val="2"/>
         </w:numPr>
       </w:pPr>
-      <w:hyperlink w:history="1" r:id="rIdzdjgbnmlxkq0rbvcwwucs">
+      <w:hyperlink w:history="1" r:id="rIdxghe5arkzhja70nnfvfmd">
         <w:r>
           <w:rPr>
             <w:rStyle w:val="Hyperlink"/>
@@ -764,7 +764,7 @@
           <w:numId w:val="2"/>
         </w:numPr>
       </w:pPr>
-      <w:hyperlink w:history="1" r:id="rIdh5nf7k8tz_jfu7u8nsvyb">
+      <w:hyperlink w:history="1" r:id="rIdmtdapduudif6ngzad3o8h">
         <w:r>
           <w:rPr>
             <w:rStyle w:val="Hyperlink"/>
@@ -812,7 +812,7 @@
       <w:r>
         <w:t xml:space="preserve"> — créé — </w:t>
       </w:r>
-      <w:hyperlink w:history="1" r:id="rIdeik2x78xzqjgf4nmq85z0">
+      <w:hyperlink w:history="1" r:id="rIdxu6ev6shckckcozkpvk0s">
         <w:r>
           <w:rPr>
             <w:rStyle w:val="Hyperlink"/>
@@ -849,7 +849,7 @@
       <w:r>
         <w:t xml:space="preserve"> — modifié — </w:t>
       </w:r>
-      <w:hyperlink w:history="1" r:id="rIdcfii6zg75uilmf58xe5d5">
+      <w:hyperlink w:history="1" r:id="rIdcmmlvcwkcxqni7cgpietx">
         <w:r>
           <w:rPr>
             <w:rStyle w:val="Hyperlink"/>
@@ -878,7 +878,7 @@
       <w:r>
         <w:t xml:space="preserve"> — modifié — </w:t>
       </w:r>
-      <w:hyperlink w:history="1" r:id="rIdcs5jmyzjenv_vmh3srtn5">
+      <w:hyperlink w:history="1" r:id="rIdwiygkrf5jez3vp461ygvf">
         <w:r>
           <w:rPr>
             <w:rStyle w:val="Hyperlink"/>
@@ -907,7 +907,7 @@
       <w:r>
         <w:t xml:space="preserve"> — modifié — </w:t>
       </w:r>
-      <w:hyperlink w:history="1" r:id="rIdu4ptejvsfqjkgvwjm1fhz">
+      <w:hyperlink w:history="1" r:id="rIdxiag9dqthkmtuniqhmee6">
         <w:r>
           <w:rPr>
             <w:rStyle w:val="Hyperlink"/>
@@ -944,7 +944,7 @@
       <w:r>
         <w:t xml:space="preserve"> — modifié — </w:t>
       </w:r>
-      <w:hyperlink w:history="1" r:id="rIdazwjd3urnsqt8li9wmery">
+      <w:hyperlink w:history="1" r:id="rIdlt5jsqusutbtn0okekkyc">
         <w:r>
           <w:rPr>
             <w:rStyle w:val="Hyperlink"/>
@@ -973,7 +973,7 @@
       <w:r>
         <w:t xml:space="preserve"> — modifié — </w:t>
       </w:r>
-      <w:hyperlink w:history="1" r:id="rId6dzcz1wo6uvf9anrhxywd">
+      <w:hyperlink w:history="1" r:id="rId0dov3xiaphtvg4m2gjkxf">
         <w:r>
           <w:rPr>
             <w:rStyle w:val="Hyperlink"/>
@@ -1010,7 +1010,7 @@
       <w:r>
         <w:t xml:space="preserve"> — modifié — </w:t>
       </w:r>
-      <w:hyperlink w:history="1" r:id="rId7fyjlq8i-vwscaw63zlki">
+      <w:hyperlink w:history="1" r:id="rIdqznrabe2j92mmji7-9lwl">
         <w:r>
           <w:rPr>
             <w:rStyle w:val="Hyperlink"/>
@@ -1039,7 +1039,7 @@
       <w:r>
         <w:t xml:space="preserve"> — modifié — </w:t>
       </w:r>
-      <w:hyperlink w:history="1" r:id="rIdcmduc0ipmkcmtf6_iigfs">
+      <w:hyperlink w:history="1" r:id="rId9aiax3sywpuww_eyctsm5">
         <w:r>
           <w:rPr>
             <w:rStyle w:val="Hyperlink"/>
@@ -1068,7 +1068,7 @@
       <w:r>
         <w:t xml:space="preserve"> — modifié — </w:t>
       </w:r>
-      <w:hyperlink w:history="1" r:id="rId91y7zuvgdte2hodp35nuy">
+      <w:hyperlink w:history="1" r:id="rIdgxxhoe9npnmr4j3sh8rs4">
         <w:r>
           <w:rPr>
             <w:rStyle w:val="Hyperlink"/>
@@ -1097,7 +1097,7 @@
       <w:r>
         <w:t xml:space="preserve"> — modifié — </w:t>
       </w:r>
-      <w:hyperlink w:history="1" r:id="rIdowcbwwekevpa4ahvw7psg">
+      <w:hyperlink w:history="1" r:id="rId8f_lu2thc2lznkmw7-ed8">
         <w:r>
           <w:rPr>
             <w:rStyle w:val="Hyperlink"/>
@@ -1126,7 +1126,7 @@
       <w:r>
         <w:t xml:space="preserve"> — modifié — </w:t>
       </w:r>
-      <w:hyperlink w:history="1" r:id="rIdvdzuphsb-2ivme90mwnh0">
+      <w:hyperlink w:history="1" r:id="rIdcetnrofhtjkwapcw1j1tk">
         <w:r>
           <w:rPr>
             <w:rStyle w:val="Hyperlink"/>
@@ -1155,7 +1155,7 @@
       <w:r>
         <w:t xml:space="preserve"> — créé — </w:t>
       </w:r>
-      <w:hyperlink w:history="1" r:id="rIdsyvzic7whfownekjzph57">
+      <w:hyperlink w:history="1" r:id="rId2dmat7ydx9f3systrbsoh">
         <w:r>
           <w:rPr>
             <w:rStyle w:val="Hyperlink"/>
@@ -1192,7 +1192,7 @@
       <w:r>
         <w:t xml:space="preserve"> — modifié — </w:t>
       </w:r>
-      <w:hyperlink w:history="1" r:id="rId9wtz5t6gnyrh69vh_i04o">
+      <w:hyperlink w:history="1" r:id="rIdinx65rungghj5j3ipkdlb">
         <w:r>
           <w:rPr>
             <w:rStyle w:val="Hyperlink"/>
@@ -1221,7 +1221,7 @@
       <w:r>
         <w:t xml:space="preserve"> — créé — </w:t>
       </w:r>
-      <w:hyperlink w:history="1" r:id="rIdiueic2mg_eeox_0y07uvo">
+      <w:hyperlink w:history="1" r:id="rId0x-uqucttpecb9zdtu7er">
         <w:r>
           <w:rPr>
             <w:rStyle w:val="Hyperlink"/>
@@ -1250,7 +1250,7 @@
       <w:r>
         <w:t xml:space="preserve"> — modifié — </w:t>
       </w:r>
-      <w:hyperlink w:history="1" r:id="rId0kal0ohemxpz0-9l9yy63">
+      <w:hyperlink w:history="1" r:id="rIdwa6ne-vi2eu9aikmx2vzn">
         <w:r>
           <w:rPr>
             <w:rStyle w:val="Hyperlink"/>
@@ -1279,7 +1279,7 @@
       <w:r>
         <w:t xml:space="preserve"> — modifié — </w:t>
       </w:r>
-      <w:hyperlink w:history="1" r:id="rIdosewnr7zfvpjnp5q8gmul">
+      <w:hyperlink w:history="1" r:id="rIdynclbrd5sqiqebk2vb79w">
         <w:r>
           <w:rPr>
             <w:rStyle w:val="Hyperlink"/>
@@ -1308,7 +1308,7 @@
       <w:r>
         <w:t xml:space="preserve"> — modifié — </w:t>
       </w:r>
-      <w:hyperlink w:history="1" r:id="rIdigitslh-5ng2lk3-gyolj">
+      <w:hyperlink w:history="1" r:id="rIdvup0qelvpyj6axdjzfwvy">
         <w:r>
           <w:rPr>
             <w:rStyle w:val="Hyperlink"/>
@@ -1337,7 +1337,7 @@
       <w:r>
         <w:t xml:space="preserve"> — créé — </w:t>
       </w:r>
-      <w:hyperlink w:history="1" r:id="rIdbnr8xu2um99ptf-sewbjl">
+      <w:hyperlink w:history="1" r:id="rIdync6n2uk1oabumnucjtmf">
         <w:r>
           <w:rPr>
             <w:rStyle w:val="Hyperlink"/>
@@ -1366,7 +1366,7 @@
       <w:r>
         <w:t xml:space="preserve"> — créé — </w:t>
       </w:r>
-      <w:hyperlink w:history="1" r:id="rIdx85m4eki35_n4yvqqoqlj">
+      <w:hyperlink w:history="1" r:id="rIdeqjbigjgh79bnrhny8z2x">
         <w:r>
           <w:rPr>
             <w:rStyle w:val="Hyperlink"/>
@@ -1395,7 +1395,7 @@
       <w:r>
         <w:t xml:space="preserve"> — modifié — </w:t>
       </w:r>
-      <w:hyperlink w:history="1" r:id="rIdqhdpwapmqt6qevmieut8h">
+      <w:hyperlink w:history="1" r:id="rId87fk0hxfiiwc2lzyv7mfz">
         <w:r>
           <w:rPr>
             <w:rStyle w:val="Hyperlink"/>
@@ -1424,7 +1424,7 @@
       <w:r>
         <w:t xml:space="preserve"> — créé — </w:t>
       </w:r>
-      <w:hyperlink w:history="1" r:id="rIdki4tgjsoofuczviwgk4-5">
+      <w:hyperlink w:history="1" r:id="rId3jdubz9jvb9jxllxcjv2v">
         <w:r>
           <w:rPr>
             <w:rStyle w:val="Hyperlink"/>
@@ -1453,7 +1453,7 @@
       <w:r>
         <w:t xml:space="preserve"> — modifié — </w:t>
       </w:r>
-      <w:hyperlink w:history="1" r:id="rIdfbtljxfi3bqo8p5macbt_">
+      <w:hyperlink w:history="1" r:id="rId1jxoehmpz3wa5oanqtvrb">
         <w:r>
           <w:rPr>
             <w:rStyle w:val="Hyperlink"/>

--- a/docs/developpement/phases/word/PHASE_48_DESIGN_DE_LA_CARTE_ABONNE_LOGO_BANNIERE_COULEURS_TEXTES_ET_LIENS.docx
+++ b/docs/developpement/phases/word/PHASE_48_DESIGN_DE_LA_CARTE_ABONNE_LOGO_BANNIERE_COULEURS_TEXTES_ET_LIENS.docx
@@ -20,7 +20,7 @@
       <w:r>
         <w:t xml:space="preserve">FlaiX Expert · dossier de développement · généré le 2026-10-19 depuis le dépôt </w:t>
       </w:r>
-      <w:hyperlink w:history="1" r:id="rIdkdq9uooaoiakhya6xs6le">
+      <w:hyperlink w:history="1" r:id="rIdpzdxyd2dk0_5w-a-hbcsw">
         <w:r>
           <w:rPr>
             <w:rStyle w:val="Hyperlink"/>
@@ -744,7 +744,7 @@
           <w:numId w:val="2"/>
         </w:numPr>
       </w:pPr>
-      <w:hyperlink w:history="1" r:id="rIdxghe5arkzhja70nnfvfmd">
+      <w:hyperlink w:history="1" r:id="rIdgx0cvgpdyxlz50oy7sf14">
         <w:r>
           <w:rPr>
             <w:rStyle w:val="Hyperlink"/>
@@ -764,7 +764,7 @@
           <w:numId w:val="2"/>
         </w:numPr>
       </w:pPr>
-      <w:hyperlink w:history="1" r:id="rIdmtdapduudif6ngzad3o8h">
+      <w:hyperlink w:history="1" r:id="rIdh93u1fy3yflc1fdkyi0yp">
         <w:r>
           <w:rPr>
             <w:rStyle w:val="Hyperlink"/>
@@ -812,7 +812,7 @@
       <w:r>
         <w:t xml:space="preserve"> — créé — </w:t>
       </w:r>
-      <w:hyperlink w:history="1" r:id="rIdxu6ev6shckckcozkpvk0s">
+      <w:hyperlink w:history="1" r:id="rIdfphbntskzaxpmlpt2xv2f">
         <w:r>
           <w:rPr>
             <w:rStyle w:val="Hyperlink"/>
@@ -849,7 +849,7 @@
       <w:r>
         <w:t xml:space="preserve"> — modifié — </w:t>
       </w:r>
-      <w:hyperlink w:history="1" r:id="rIdcmmlvcwkcxqni7cgpietx">
+      <w:hyperlink w:history="1" r:id="rId4oftsnqp0fx2so-f31pvr">
         <w:r>
           <w:rPr>
             <w:rStyle w:val="Hyperlink"/>
@@ -878,7 +878,7 @@
       <w:r>
         <w:t xml:space="preserve"> — modifié — </w:t>
       </w:r>
-      <w:hyperlink w:history="1" r:id="rIdwiygkrf5jez3vp461ygvf">
+      <w:hyperlink w:history="1" r:id="rIdeuuvn8ibpi0ps-5pjzix7">
         <w:r>
           <w:rPr>
             <w:rStyle w:val="Hyperlink"/>
@@ -907,7 +907,7 @@
       <w:r>
         <w:t xml:space="preserve"> — modifié — </w:t>
       </w:r>
-      <w:hyperlink w:history="1" r:id="rIdxiag9dqthkmtuniqhmee6">
+      <w:hyperlink w:history="1" r:id="rIdgoxzvjwb0iyzged2bwrkf">
         <w:r>
           <w:rPr>
             <w:rStyle w:val="Hyperlink"/>
@@ -944,7 +944,7 @@
       <w:r>
         <w:t xml:space="preserve"> — modifié — </w:t>
       </w:r>
-      <w:hyperlink w:history="1" r:id="rIdlt5jsqusutbtn0okekkyc">
+      <w:hyperlink w:history="1" r:id="rIdwazqiqjqq0pda8v1nykga">
         <w:r>
           <w:rPr>
             <w:rStyle w:val="Hyperlink"/>
@@ -973,7 +973,7 @@
       <w:r>
         <w:t xml:space="preserve"> — modifié — </w:t>
       </w:r>
-      <w:hyperlink w:history="1" r:id="rId0dov3xiaphtvg4m2gjkxf">
+      <w:hyperlink w:history="1" r:id="rId-ki6_7kdt28vliowiawv5">
         <w:r>
           <w:rPr>
             <w:rStyle w:val="Hyperlink"/>
@@ -1010,7 +1010,7 @@
       <w:r>
         <w:t xml:space="preserve"> — modifié — </w:t>
       </w:r>
-      <w:hyperlink w:history="1" r:id="rIdqznrabe2j92mmji7-9lwl">
+      <w:hyperlink w:history="1" r:id="rIdu3352s2stkuipslvj4r-9">
         <w:r>
           <w:rPr>
             <w:rStyle w:val="Hyperlink"/>
@@ -1039,7 +1039,7 @@
       <w:r>
         <w:t xml:space="preserve"> — modifié — </w:t>
       </w:r>
-      <w:hyperlink w:history="1" r:id="rId9aiax3sywpuww_eyctsm5">
+      <w:hyperlink w:history="1" r:id="rIddzvqtkkum1u3dj5wosslt">
         <w:r>
           <w:rPr>
             <w:rStyle w:val="Hyperlink"/>
@@ -1068,7 +1068,7 @@
       <w:r>
         <w:t xml:space="preserve"> — modifié — </w:t>
       </w:r>
-      <w:hyperlink w:history="1" r:id="rIdgxxhoe9npnmr4j3sh8rs4">
+      <w:hyperlink w:history="1" r:id="rIdzkq9byt9q7phroj2n4utq">
         <w:r>
           <w:rPr>
             <w:rStyle w:val="Hyperlink"/>
@@ -1097,7 +1097,7 @@
       <w:r>
         <w:t xml:space="preserve"> — modifié — </w:t>
       </w:r>
-      <w:hyperlink w:history="1" r:id="rId8f_lu2thc2lznkmw7-ed8">
+      <w:hyperlink w:history="1" r:id="rIdljyqbm72wcnzx6brkgrsb">
         <w:r>
           <w:rPr>
             <w:rStyle w:val="Hyperlink"/>
@@ -1126,7 +1126,7 @@
       <w:r>
         <w:t xml:space="preserve"> — modifié — </w:t>
       </w:r>
-      <w:hyperlink w:history="1" r:id="rIdcetnrofhtjkwapcw1j1tk">
+      <w:hyperlink w:history="1" r:id="rIdq0qsmrytm7wwnjtxnazaa">
         <w:r>
           <w:rPr>
             <w:rStyle w:val="Hyperlink"/>
@@ -1155,7 +1155,7 @@
       <w:r>
         <w:t xml:space="preserve"> — créé — </w:t>
       </w:r>
-      <w:hyperlink w:history="1" r:id="rId2dmat7ydx9f3systrbsoh">
+      <w:hyperlink w:history="1" r:id="rId0dnk26itxt_clz2myuffj">
         <w:r>
           <w:rPr>
             <w:rStyle w:val="Hyperlink"/>
@@ -1192,7 +1192,7 @@
       <w:r>
         <w:t xml:space="preserve"> — modifié — </w:t>
       </w:r>
-      <w:hyperlink w:history="1" r:id="rIdinx65rungghj5j3ipkdlb">
+      <w:hyperlink w:history="1" r:id="rIdr8xsjmeqvyaxjdigtkcqx">
         <w:r>
           <w:rPr>
             <w:rStyle w:val="Hyperlink"/>
@@ -1221,7 +1221,7 @@
       <w:r>
         <w:t xml:space="preserve"> — créé — </w:t>
       </w:r>
-      <w:hyperlink w:history="1" r:id="rId0x-uqucttpecb9zdtu7er">
+      <w:hyperlink w:history="1" r:id="rId-ohma56dchiwtudxgq5tg">
         <w:r>
           <w:rPr>
             <w:rStyle w:val="Hyperlink"/>
@@ -1250,7 +1250,7 @@
       <w:r>
         <w:t xml:space="preserve"> — modifié — </w:t>
       </w:r>
-      <w:hyperlink w:history="1" r:id="rIdwa6ne-vi2eu9aikmx2vzn">
+      <w:hyperlink w:history="1" r:id="rIdfbqp_e5dyz27meze0hm0j">
         <w:r>
           <w:rPr>
             <w:rStyle w:val="Hyperlink"/>
@@ -1279,7 +1279,7 @@
       <w:r>
         <w:t xml:space="preserve"> — modifié — </w:t>
       </w:r>
-      <w:hyperlink w:history="1" r:id="rIdynclbrd5sqiqebk2vb79w">
+      <w:hyperlink w:history="1" r:id="rIdpa_gfnoelbbpspnpt6xi9">
         <w:r>
           <w:rPr>
             <w:rStyle w:val="Hyperlink"/>
@@ -1308,7 +1308,7 @@
       <w:r>
         <w:t xml:space="preserve"> — modifié — </w:t>
       </w:r>
-      <w:hyperlink w:history="1" r:id="rIdvup0qelvpyj6axdjzfwvy">
+      <w:hyperlink w:history="1" r:id="rIdwmxztibjtwe9j6dlp-r9a">
         <w:r>
           <w:rPr>
             <w:rStyle w:val="Hyperlink"/>
@@ -1337,7 +1337,7 @@
       <w:r>
         <w:t xml:space="preserve"> — créé — </w:t>
       </w:r>
-      <w:hyperlink w:history="1" r:id="rIdync6n2uk1oabumnucjtmf">
+      <w:hyperlink w:history="1" r:id="rIdvckh7zmrsm2il0ctkxl9o">
         <w:r>
           <w:rPr>
             <w:rStyle w:val="Hyperlink"/>
@@ -1366,7 +1366,7 @@
       <w:r>
         <w:t xml:space="preserve"> — créé — </w:t>
       </w:r>
-      <w:hyperlink w:history="1" r:id="rIdeqjbigjgh79bnrhny8z2x">
+      <w:hyperlink w:history="1" r:id="rIdzbb5ctbdffsgueklq7cc4">
         <w:r>
           <w:rPr>
             <w:rStyle w:val="Hyperlink"/>
@@ -1395,7 +1395,7 @@
       <w:r>
         <w:t xml:space="preserve"> — modifié — </w:t>
       </w:r>
-      <w:hyperlink w:history="1" r:id="rId87fk0hxfiiwc2lzyv7mfz">
+      <w:hyperlink w:history="1" r:id="rIdo9o7nzuthhxlyzk-gdrrf">
         <w:r>
           <w:rPr>
             <w:rStyle w:val="Hyperlink"/>
@@ -1424,7 +1424,7 @@
       <w:r>
         <w:t xml:space="preserve"> — créé — </w:t>
       </w:r>
-      <w:hyperlink w:history="1" r:id="rId3jdubz9jvb9jxllxcjv2v">
+      <w:hyperlink w:history="1" r:id="rIdzdodrdojntugpjvcu7n-h">
         <w:r>
           <w:rPr>
             <w:rStyle w:val="Hyperlink"/>
@@ -1453,7 +1453,7 @@
       <w:r>
         <w:t xml:space="preserve"> — modifié — </w:t>
       </w:r>
-      <w:hyperlink w:history="1" r:id="rId1jxoehmpz3wa5oanqtvrb">
+      <w:hyperlink w:history="1" r:id="rIdjoxz9w3pvd7zfq1cd4dxh">
         <w:r>
           <w:rPr>
             <w:rStyle w:val="Hyperlink"/>

--- a/docs/developpement/phases/word/PHASE_48_DESIGN_DE_LA_CARTE_ABONNE_LOGO_BANNIERE_COULEURS_TEXTES_ET_LIENS.docx
+++ b/docs/developpement/phases/word/PHASE_48_DESIGN_DE_LA_CARTE_ABONNE_LOGO_BANNIERE_COULEURS_TEXTES_ET_LIENS.docx
@@ -20,7 +20,7 @@
       <w:r>
         <w:t xml:space="preserve">FlaiX Expert · dossier de développement · généré le 2026-10-19 depuis le dépôt </w:t>
       </w:r>
-      <w:hyperlink w:history="1" r:id="rIdpzdxyd2dk0_5w-a-hbcsw">
+      <w:hyperlink w:history="1" r:id="rIdgkhc8igwodji_dv3rih1b">
         <w:r>
           <w:rPr>
             <w:rStyle w:val="Hyperlink"/>
@@ -744,7 +744,7 @@
           <w:numId w:val="2"/>
         </w:numPr>
       </w:pPr>
-      <w:hyperlink w:history="1" r:id="rIdgx0cvgpdyxlz50oy7sf14">
+      <w:hyperlink w:history="1" r:id="rIdakv7hhwopbulpubhcq0nz">
         <w:r>
           <w:rPr>
             <w:rStyle w:val="Hyperlink"/>
@@ -764,7 +764,7 @@
           <w:numId w:val="2"/>
         </w:numPr>
       </w:pPr>
-      <w:hyperlink w:history="1" r:id="rIdh93u1fy3yflc1fdkyi0yp">
+      <w:hyperlink w:history="1" r:id="rIdrbxy7nofzaojdloofsyt3">
         <w:r>
           <w:rPr>
             <w:rStyle w:val="Hyperlink"/>
@@ -812,7 +812,7 @@
       <w:r>
         <w:t xml:space="preserve"> — créé — </w:t>
       </w:r>
-      <w:hyperlink w:history="1" r:id="rIdfphbntskzaxpmlpt2xv2f">
+      <w:hyperlink w:history="1" r:id="rId0rdynzkkyf-owxbr8rrxu">
         <w:r>
           <w:rPr>
             <w:rStyle w:val="Hyperlink"/>
@@ -849,7 +849,7 @@
       <w:r>
         <w:t xml:space="preserve"> — modifié — </w:t>
       </w:r>
-      <w:hyperlink w:history="1" r:id="rId4oftsnqp0fx2so-f31pvr">
+      <w:hyperlink w:history="1" r:id="rIdmr0wrk0l3bjgx8xyn7djc">
         <w:r>
           <w:rPr>
             <w:rStyle w:val="Hyperlink"/>
@@ -878,7 +878,7 @@
       <w:r>
         <w:t xml:space="preserve"> — modifié — </w:t>
       </w:r>
-      <w:hyperlink w:history="1" r:id="rIdeuuvn8ibpi0ps-5pjzix7">
+      <w:hyperlink w:history="1" r:id="rIdt0dy61v6gclt0le5wl_ze">
         <w:r>
           <w:rPr>
             <w:rStyle w:val="Hyperlink"/>
@@ -907,7 +907,7 @@
       <w:r>
         <w:t xml:space="preserve"> — modifié — </w:t>
       </w:r>
-      <w:hyperlink w:history="1" r:id="rIdgoxzvjwb0iyzged2bwrkf">
+      <w:hyperlink w:history="1" r:id="rId2m-hfdjmuybbfrgl9m5xx">
         <w:r>
           <w:rPr>
             <w:rStyle w:val="Hyperlink"/>
@@ -944,7 +944,7 @@
       <w:r>
         <w:t xml:space="preserve"> — modifié — </w:t>
       </w:r>
-      <w:hyperlink w:history="1" r:id="rIdwazqiqjqq0pda8v1nykga">
+      <w:hyperlink w:history="1" r:id="rIdj4_8u_7v8q9ptxpshb3lt">
         <w:r>
           <w:rPr>
             <w:rStyle w:val="Hyperlink"/>
@@ -973,7 +973,7 @@
       <w:r>
         <w:t xml:space="preserve"> — modifié — </w:t>
       </w:r>
-      <w:hyperlink w:history="1" r:id="rId-ki6_7kdt28vliowiawv5">
+      <w:hyperlink w:history="1" r:id="rIdpnmuune7_svx7ygtsj40b">
         <w:r>
           <w:rPr>
             <w:rStyle w:val="Hyperlink"/>
@@ -1010,7 +1010,7 @@
       <w:r>
         <w:t xml:space="preserve"> — modifié — </w:t>
       </w:r>
-      <w:hyperlink w:history="1" r:id="rIdu3352s2stkuipslvj4r-9">
+      <w:hyperlink w:history="1" r:id="rIdv0e11bhxodi02wqvx2ujf">
         <w:r>
           <w:rPr>
             <w:rStyle w:val="Hyperlink"/>
@@ -1039,7 +1039,7 @@
       <w:r>
         <w:t xml:space="preserve"> — modifié — </w:t>
       </w:r>
-      <w:hyperlink w:history="1" r:id="rIddzvqtkkum1u3dj5wosslt">
+      <w:hyperlink w:history="1" r:id="rId3oar-hdwmwa3i_-zauia1">
         <w:r>
           <w:rPr>
             <w:rStyle w:val="Hyperlink"/>
@@ -1068,7 +1068,7 @@
       <w:r>
         <w:t xml:space="preserve"> — modifié — </w:t>
       </w:r>
-      <w:hyperlink w:history="1" r:id="rIdzkq9byt9q7phroj2n4utq">
+      <w:hyperlink w:history="1" r:id="rIdozrsxwflzbncalqqfrutu">
         <w:r>
           <w:rPr>
             <w:rStyle w:val="Hyperlink"/>
@@ -1097,7 +1097,7 @@
       <w:r>
         <w:t xml:space="preserve"> — modifié — </w:t>
       </w:r>
-      <w:hyperlink w:history="1" r:id="rIdljyqbm72wcnzx6brkgrsb">
+      <w:hyperlink w:history="1" r:id="rId_ja8d7ljdyutneoijejpy">
         <w:r>
           <w:rPr>
             <w:rStyle w:val="Hyperlink"/>
@@ -1126,7 +1126,7 @@
       <w:r>
         <w:t xml:space="preserve"> — modifié — </w:t>
       </w:r>
-      <w:hyperlink w:history="1" r:id="rIdq0qsmrytm7wwnjtxnazaa">
+      <w:hyperlink w:history="1" r:id="rId9pp85efwhqmumatgpi6dy">
         <w:r>
           <w:rPr>
             <w:rStyle w:val="Hyperlink"/>
@@ -1155,7 +1155,7 @@
       <w:r>
         <w:t xml:space="preserve"> — créé — </w:t>
       </w:r>
-      <w:hyperlink w:history="1" r:id="rId0dnk26itxt_clz2myuffj">
+      <w:hyperlink w:history="1" r:id="rIdkqilj_felmu0oawcaasuo">
         <w:r>
           <w:rPr>
             <w:rStyle w:val="Hyperlink"/>
@@ -1192,7 +1192,7 @@
       <w:r>
         <w:t xml:space="preserve"> — modifié — </w:t>
       </w:r>
-      <w:hyperlink w:history="1" r:id="rIdr8xsjmeqvyaxjdigtkcqx">
+      <w:hyperlink w:history="1" r:id="rIdoi5dzaxtoiynddwh7jxar">
         <w:r>
           <w:rPr>
             <w:rStyle w:val="Hyperlink"/>
@@ -1221,7 +1221,7 @@
       <w:r>
         <w:t xml:space="preserve"> — créé — </w:t>
       </w:r>
-      <w:hyperlink w:history="1" r:id="rId-ohma56dchiwtudxgq5tg">
+      <w:hyperlink w:history="1" r:id="rIdnquh9r-zr7cpynyexrxa3">
         <w:r>
           <w:rPr>
             <w:rStyle w:val="Hyperlink"/>
@@ -1250,7 +1250,7 @@
       <w:r>
         <w:t xml:space="preserve"> — modifié — </w:t>
       </w:r>
-      <w:hyperlink w:history="1" r:id="rIdfbqp_e5dyz27meze0hm0j">
+      <w:hyperlink w:history="1" r:id="rIdzbg8l4js-rofxtkuftfxk">
         <w:r>
           <w:rPr>
             <w:rStyle w:val="Hyperlink"/>
@@ -1279,7 +1279,7 @@
       <w:r>
         <w:t xml:space="preserve"> — modifié — </w:t>
       </w:r>
-      <w:hyperlink w:history="1" r:id="rIdpa_gfnoelbbpspnpt6xi9">
+      <w:hyperlink w:history="1" r:id="rIdd4ilacsdifqfxxse0tmio">
         <w:r>
           <w:rPr>
             <w:rStyle w:val="Hyperlink"/>
@@ -1308,7 +1308,7 @@
       <w:r>
         <w:t xml:space="preserve"> — modifié — </w:t>
       </w:r>
-      <w:hyperlink w:history="1" r:id="rIdwmxztibjtwe9j6dlp-r9a">
+      <w:hyperlink w:history="1" r:id="rIdhgyyxze4wnykqbx3bfi4-">
         <w:r>
           <w:rPr>
             <w:rStyle w:val="Hyperlink"/>
@@ -1337,7 +1337,7 @@
       <w:r>
         <w:t xml:space="preserve"> — créé — </w:t>
       </w:r>
-      <w:hyperlink w:history="1" r:id="rIdvckh7zmrsm2il0ctkxl9o">
+      <w:hyperlink w:history="1" r:id="rIdpri8pn8t4m6wl5pcotbar">
         <w:r>
           <w:rPr>
             <w:rStyle w:val="Hyperlink"/>
@@ -1366,7 +1366,7 @@
       <w:r>
         <w:t xml:space="preserve"> — créé — </w:t>
       </w:r>
-      <w:hyperlink w:history="1" r:id="rIdzbb5ctbdffsgueklq7cc4">
+      <w:hyperlink w:history="1" r:id="rIdft2uk4tnqpq2v0ezuy5yx">
         <w:r>
           <w:rPr>
             <w:rStyle w:val="Hyperlink"/>
@@ -1395,7 +1395,7 @@
       <w:r>
         <w:t xml:space="preserve"> — modifié — </w:t>
       </w:r>
-      <w:hyperlink w:history="1" r:id="rIdo9o7nzuthhxlyzk-gdrrf">
+      <w:hyperlink w:history="1" r:id="rId5cdpt2k0bk2xjfq_smoep">
         <w:r>
           <w:rPr>
             <w:rStyle w:val="Hyperlink"/>
@@ -1424,7 +1424,7 @@
       <w:r>
         <w:t xml:space="preserve"> — créé — </w:t>
       </w:r>
-      <w:hyperlink w:history="1" r:id="rIdzdodrdojntugpjvcu7n-h">
+      <w:hyperlink w:history="1" r:id="rIdfhglk61pujp8wwwczxdh8">
         <w:r>
           <w:rPr>
             <w:rStyle w:val="Hyperlink"/>
@@ -1453,7 +1453,7 @@
       <w:r>
         <w:t xml:space="preserve"> — modifié — </w:t>
       </w:r>
-      <w:hyperlink w:history="1" r:id="rIdjoxz9w3pvd7zfq1cd4dxh">
+      <w:hyperlink w:history="1" r:id="rIdyrud-a4fw0dehzsat1fsi">
         <w:r>
           <w:rPr>
             <w:rStyle w:val="Hyperlink"/>

--- a/docs/developpement/phases/word/PHASE_48_DESIGN_DE_LA_CARTE_ABONNE_LOGO_BANNIERE_COULEURS_TEXTES_ET_LIENS.docx
+++ b/docs/developpement/phases/word/PHASE_48_DESIGN_DE_LA_CARTE_ABONNE_LOGO_BANNIERE_COULEURS_TEXTES_ET_LIENS.docx
@@ -18,9 +18,9 @@
         <w:shd w:fill="F6F3FF" w:color="auto" w:val="clear"/>
       </w:pPr>
       <w:r>
-        <w:t xml:space="preserve">FlaiX Expert · dossier de développement · généré le 2026-10-19 depuis le dépôt </w:t>
-      </w:r>
-      <w:hyperlink w:history="1" r:id="rIdgkhc8igwodji_dv3rih1b">
+        <w:t xml:space="preserve">FlaiX Expert · dossier de développement · généré le 2026-10-21 depuis le dépôt </w:t>
+      </w:r>
+      <w:hyperlink w:history="1" r:id="rIdgire82_ciywmjcg6ic7nj">
         <w:r>
           <w:rPr>
             <w:rStyle w:val="Hyperlink"/>
@@ -744,7 +744,7 @@
           <w:numId w:val="2"/>
         </w:numPr>
       </w:pPr>
-      <w:hyperlink w:history="1" r:id="rIdakv7hhwopbulpubhcq0nz">
+      <w:hyperlink w:history="1" r:id="rIdqsyypqaayilkbolvw9mmc">
         <w:r>
           <w:rPr>
             <w:rStyle w:val="Hyperlink"/>
@@ -764,7 +764,7 @@
           <w:numId w:val="2"/>
         </w:numPr>
       </w:pPr>
-      <w:hyperlink w:history="1" r:id="rIdrbxy7nofzaojdloofsyt3">
+      <w:hyperlink w:history="1" r:id="rIdftsz1ld_ititxckeaeu7w">
         <w:r>
           <w:rPr>
             <w:rStyle w:val="Hyperlink"/>
@@ -812,7 +812,7 @@
       <w:r>
         <w:t xml:space="preserve"> — créé — </w:t>
       </w:r>
-      <w:hyperlink w:history="1" r:id="rId0rdynzkkyf-owxbr8rrxu">
+      <w:hyperlink w:history="1" r:id="rIdesjpzqh8gyzpjca7pyqxf">
         <w:r>
           <w:rPr>
             <w:rStyle w:val="Hyperlink"/>
@@ -849,7 +849,7 @@
       <w:r>
         <w:t xml:space="preserve"> — modifié — </w:t>
       </w:r>
-      <w:hyperlink w:history="1" r:id="rIdmr0wrk0l3bjgx8xyn7djc">
+      <w:hyperlink w:history="1" r:id="rIdwde9z5u8tbubsbdp0he9z">
         <w:r>
           <w:rPr>
             <w:rStyle w:val="Hyperlink"/>
@@ -878,7 +878,7 @@
       <w:r>
         <w:t xml:space="preserve"> — modifié — </w:t>
       </w:r>
-      <w:hyperlink w:history="1" r:id="rIdt0dy61v6gclt0le5wl_ze">
+      <w:hyperlink w:history="1" r:id="rIdjmuz2kxuaridxq4fhhuh2">
         <w:r>
           <w:rPr>
             <w:rStyle w:val="Hyperlink"/>
@@ -907,7 +907,7 @@
       <w:r>
         <w:t xml:space="preserve"> — modifié — </w:t>
       </w:r>
-      <w:hyperlink w:history="1" r:id="rId2m-hfdjmuybbfrgl9m5xx">
+      <w:hyperlink w:history="1" r:id="rIdsvtviip0xt_tfs7e4u5v-">
         <w:r>
           <w:rPr>
             <w:rStyle w:val="Hyperlink"/>
@@ -944,7 +944,7 @@
       <w:r>
         <w:t xml:space="preserve"> — modifié — </w:t>
       </w:r>
-      <w:hyperlink w:history="1" r:id="rIdj4_8u_7v8q9ptxpshb3lt">
+      <w:hyperlink w:history="1" r:id="rIdofges-yk1yxidf13vciyg">
         <w:r>
           <w:rPr>
             <w:rStyle w:val="Hyperlink"/>
@@ -973,7 +973,7 @@
       <w:r>
         <w:t xml:space="preserve"> — modifié — </w:t>
       </w:r>
-      <w:hyperlink w:history="1" r:id="rIdpnmuune7_svx7ygtsj40b">
+      <w:hyperlink w:history="1" r:id="rIdjkycabjggiszifiagzuzj">
         <w:r>
           <w:rPr>
             <w:rStyle w:val="Hyperlink"/>
@@ -1010,7 +1010,7 @@
       <w:r>
         <w:t xml:space="preserve"> — modifié — </w:t>
       </w:r>
-      <w:hyperlink w:history="1" r:id="rIdv0e11bhxodi02wqvx2ujf">
+      <w:hyperlink w:history="1" r:id="rIdzwott_szp51yzjcqd_enl">
         <w:r>
           <w:rPr>
             <w:rStyle w:val="Hyperlink"/>
@@ -1039,7 +1039,7 @@
       <w:r>
         <w:t xml:space="preserve"> — modifié — </w:t>
       </w:r>
-      <w:hyperlink w:history="1" r:id="rId3oar-hdwmwa3i_-zauia1">
+      <w:hyperlink w:history="1" r:id="rIdo210jawqgugdhnc6wv3jp">
         <w:r>
           <w:rPr>
             <w:rStyle w:val="Hyperlink"/>
@@ -1068,7 +1068,7 @@
       <w:r>
         <w:t xml:space="preserve"> — modifié — </w:t>
       </w:r>
-      <w:hyperlink w:history="1" r:id="rIdozrsxwflzbncalqqfrutu">
+      <w:hyperlink w:history="1" r:id="rIdusbgob_d7ttye-lzsk8u5">
         <w:r>
           <w:rPr>
             <w:rStyle w:val="Hyperlink"/>
@@ -1097,7 +1097,7 @@
       <w:r>
         <w:t xml:space="preserve"> — modifié — </w:t>
       </w:r>
-      <w:hyperlink w:history="1" r:id="rId_ja8d7ljdyutneoijejpy">
+      <w:hyperlink w:history="1" r:id="rId45rqehpscqi8tih_dlewo">
         <w:r>
           <w:rPr>
             <w:rStyle w:val="Hyperlink"/>
@@ -1126,7 +1126,7 @@
       <w:r>
         <w:t xml:space="preserve"> — modifié — </w:t>
       </w:r>
-      <w:hyperlink w:history="1" r:id="rId9pp85efwhqmumatgpi6dy">
+      <w:hyperlink w:history="1" r:id="rIdtizv5okcly5di-5olulhc">
         <w:r>
           <w:rPr>
             <w:rStyle w:val="Hyperlink"/>
@@ -1155,7 +1155,7 @@
       <w:r>
         <w:t xml:space="preserve"> — créé — </w:t>
       </w:r>
-      <w:hyperlink w:history="1" r:id="rIdkqilj_felmu0oawcaasuo">
+      <w:hyperlink w:history="1" r:id="rIddewvazh3eaqtcomz1xhjx">
         <w:r>
           <w:rPr>
             <w:rStyle w:val="Hyperlink"/>
@@ -1192,7 +1192,7 @@
       <w:r>
         <w:t xml:space="preserve"> — modifié — </w:t>
       </w:r>
-      <w:hyperlink w:history="1" r:id="rIdoi5dzaxtoiynddwh7jxar">
+      <w:hyperlink w:history="1" r:id="rIdtdddcdabtetu8i2pa9_o-">
         <w:r>
           <w:rPr>
             <w:rStyle w:val="Hyperlink"/>
@@ -1221,7 +1221,7 @@
       <w:r>
         <w:t xml:space="preserve"> — créé — </w:t>
       </w:r>
-      <w:hyperlink w:history="1" r:id="rIdnquh9r-zr7cpynyexrxa3">
+      <w:hyperlink w:history="1" r:id="rIdgzh2bno6h0xlnfys6_0ik">
         <w:r>
           <w:rPr>
             <w:rStyle w:val="Hyperlink"/>
@@ -1250,7 +1250,7 @@
       <w:r>
         <w:t xml:space="preserve"> — modifié — </w:t>
       </w:r>
-      <w:hyperlink w:history="1" r:id="rIdzbg8l4js-rofxtkuftfxk">
+      <w:hyperlink w:history="1" r:id="rIdjs5szl2pivf26zwdhh3jw">
         <w:r>
           <w:rPr>
             <w:rStyle w:val="Hyperlink"/>
@@ -1279,7 +1279,7 @@
       <w:r>
         <w:t xml:space="preserve"> — modifié — </w:t>
       </w:r>
-      <w:hyperlink w:history="1" r:id="rIdd4ilacsdifqfxxse0tmio">
+      <w:hyperlink w:history="1" r:id="rIdlqp2rom1mx6og_wrzc8rk">
         <w:r>
           <w:rPr>
             <w:rStyle w:val="Hyperlink"/>
@@ -1308,7 +1308,7 @@
       <w:r>
         <w:t xml:space="preserve"> — modifié — </w:t>
       </w:r>
-      <w:hyperlink w:history="1" r:id="rIdhgyyxze4wnykqbx3bfi4-">
+      <w:hyperlink w:history="1" r:id="rIduu7crwy3qdt1h2f5w6qtm">
         <w:r>
           <w:rPr>
             <w:rStyle w:val="Hyperlink"/>
@@ -1337,7 +1337,7 @@
       <w:r>
         <w:t xml:space="preserve"> — créé — </w:t>
       </w:r>
-      <w:hyperlink w:history="1" r:id="rIdpri8pn8t4m6wl5pcotbar">
+      <w:hyperlink w:history="1" r:id="rIdkiotsbmnd1avo1s4vwjuc">
         <w:r>
           <w:rPr>
             <w:rStyle w:val="Hyperlink"/>
@@ -1366,7 +1366,7 @@
       <w:r>
         <w:t xml:space="preserve"> — créé — </w:t>
       </w:r>
-      <w:hyperlink w:history="1" r:id="rIdft2uk4tnqpq2v0ezuy5yx">
+      <w:hyperlink w:history="1" r:id="rIdtartd0h-z9jeogdyxaih8">
         <w:r>
           <w:rPr>
             <w:rStyle w:val="Hyperlink"/>
@@ -1395,7 +1395,7 @@
       <w:r>
         <w:t xml:space="preserve"> — modifié — </w:t>
       </w:r>
-      <w:hyperlink w:history="1" r:id="rId5cdpt2k0bk2xjfq_smoep">
+      <w:hyperlink w:history="1" r:id="rIdidb2l7alhr5y2sfdawhyz">
         <w:r>
           <w:rPr>
             <w:rStyle w:val="Hyperlink"/>
@@ -1424,7 +1424,7 @@
       <w:r>
         <w:t xml:space="preserve"> — créé — </w:t>
       </w:r>
-      <w:hyperlink w:history="1" r:id="rIdfhglk61pujp8wwwczxdh8">
+      <w:hyperlink w:history="1" r:id="rIdvkfgcizumiqwev1e2ddca">
         <w:r>
           <w:rPr>
             <w:rStyle w:val="Hyperlink"/>
@@ -1453,7 +1453,7 @@
       <w:r>
         <w:t xml:space="preserve"> — modifié — </w:t>
       </w:r>
-      <w:hyperlink w:history="1" r:id="rIdyrud-a4fw0dehzsat1fsi">
+      <w:hyperlink w:history="1" r:id="rIdlge8vdqmoxzlza5534ut1">
         <w:r>
           <w:rPr>
             <w:rStyle w:val="Hyperlink"/>

--- a/docs/developpement/phases/word/PHASE_48_DESIGN_DE_LA_CARTE_ABONNE_LOGO_BANNIERE_COULEURS_TEXTES_ET_LIENS.docx
+++ b/docs/developpement/phases/word/PHASE_48_DESIGN_DE_LA_CARTE_ABONNE_LOGO_BANNIERE_COULEURS_TEXTES_ET_LIENS.docx
@@ -20,7 +20,7 @@
       <w:r>
         <w:t xml:space="preserve">FlaiX Expert · dossier de développement · généré le 2026-10-21 depuis le dépôt </w:t>
       </w:r>
-      <w:hyperlink w:history="1" r:id="rIdgire82_ciywmjcg6ic7nj">
+      <w:hyperlink w:history="1" r:id="rIdou1mjjapf9getgvzuuydf">
         <w:r>
           <w:rPr>
             <w:rStyle w:val="Hyperlink"/>
@@ -744,7 +744,7 @@
           <w:numId w:val="2"/>
         </w:numPr>
       </w:pPr>
-      <w:hyperlink w:history="1" r:id="rIdqsyypqaayilkbolvw9mmc">
+      <w:hyperlink w:history="1" r:id="rId3h6b7isyltud0ddtadzqq">
         <w:r>
           <w:rPr>
             <w:rStyle w:val="Hyperlink"/>
@@ -764,7 +764,7 @@
           <w:numId w:val="2"/>
         </w:numPr>
       </w:pPr>
-      <w:hyperlink w:history="1" r:id="rIdftsz1ld_ititxckeaeu7w">
+      <w:hyperlink w:history="1" r:id="rIdgl5i1pvrekw7jtazibssy">
         <w:r>
           <w:rPr>
             <w:rStyle w:val="Hyperlink"/>
@@ -812,7 +812,7 @@
       <w:r>
         <w:t xml:space="preserve"> — créé — </w:t>
       </w:r>
-      <w:hyperlink w:history="1" r:id="rIdesjpzqh8gyzpjca7pyqxf">
+      <w:hyperlink w:history="1" r:id="rIdo_pj920moujruslbwur0f">
         <w:r>
           <w:rPr>
             <w:rStyle w:val="Hyperlink"/>
@@ -849,7 +849,7 @@
       <w:r>
         <w:t xml:space="preserve"> — modifié — </w:t>
       </w:r>
-      <w:hyperlink w:history="1" r:id="rIdwde9z5u8tbubsbdp0he9z">
+      <w:hyperlink w:history="1" r:id="rId4kfyozsdptk_hfi_0esz6">
         <w:r>
           <w:rPr>
             <w:rStyle w:val="Hyperlink"/>
@@ -878,7 +878,7 @@
       <w:r>
         <w:t xml:space="preserve"> — modifié — </w:t>
       </w:r>
-      <w:hyperlink w:history="1" r:id="rIdjmuz2kxuaridxq4fhhuh2">
+      <w:hyperlink w:history="1" r:id="rIdu27f4oarrnhkbdo-gvvme">
         <w:r>
           <w:rPr>
             <w:rStyle w:val="Hyperlink"/>
@@ -907,7 +907,7 @@
       <w:r>
         <w:t xml:space="preserve"> — modifié — </w:t>
       </w:r>
-      <w:hyperlink w:history="1" r:id="rIdsvtviip0xt_tfs7e4u5v-">
+      <w:hyperlink w:history="1" r:id="rId_acz9izjm4ijqodgk5vai">
         <w:r>
           <w:rPr>
             <w:rStyle w:val="Hyperlink"/>
@@ -944,7 +944,7 @@
       <w:r>
         <w:t xml:space="preserve"> — modifié — </w:t>
       </w:r>
-      <w:hyperlink w:history="1" r:id="rIdofges-yk1yxidf13vciyg">
+      <w:hyperlink w:history="1" r:id="rIdumqatd5muqph4ruu3usag">
         <w:r>
           <w:rPr>
             <w:rStyle w:val="Hyperlink"/>
@@ -973,7 +973,7 @@
       <w:r>
         <w:t xml:space="preserve"> — modifié — </w:t>
       </w:r>
-      <w:hyperlink w:history="1" r:id="rIdjkycabjggiszifiagzuzj">
+      <w:hyperlink w:history="1" r:id="rIdi7uo_wtimo6vq-cepshkd">
         <w:r>
           <w:rPr>
             <w:rStyle w:val="Hyperlink"/>
@@ -1010,7 +1010,7 @@
       <w:r>
         <w:t xml:space="preserve"> — modifié — </w:t>
       </w:r>
-      <w:hyperlink w:history="1" r:id="rIdzwott_szp51yzjcqd_enl">
+      <w:hyperlink w:history="1" r:id="rIdqpt2gct0ndrseuap4yczt">
         <w:r>
           <w:rPr>
             <w:rStyle w:val="Hyperlink"/>
@@ -1039,7 +1039,7 @@
       <w:r>
         <w:t xml:space="preserve"> — modifié — </w:t>
       </w:r>
-      <w:hyperlink w:history="1" r:id="rIdo210jawqgugdhnc6wv3jp">
+      <w:hyperlink w:history="1" r:id="rIdmtgeipz49kh1owppbyyuc">
         <w:r>
           <w:rPr>
             <w:rStyle w:val="Hyperlink"/>
@@ -1068,7 +1068,7 @@
       <w:r>
         <w:t xml:space="preserve"> — modifié — </w:t>
       </w:r>
-      <w:hyperlink w:history="1" r:id="rIdusbgob_d7ttye-lzsk8u5">
+      <w:hyperlink w:history="1" r:id="rId_7o8wjkv6pfgwiq8duvuj">
         <w:r>
           <w:rPr>
             <w:rStyle w:val="Hyperlink"/>
@@ -1097,7 +1097,7 @@
       <w:r>
         <w:t xml:space="preserve"> — modifié — </w:t>
       </w:r>
-      <w:hyperlink w:history="1" r:id="rId45rqehpscqi8tih_dlewo">
+      <w:hyperlink w:history="1" r:id="rIdrp-meon8gq0jf0g2r5qou">
         <w:r>
           <w:rPr>
             <w:rStyle w:val="Hyperlink"/>
@@ -1126,7 +1126,7 @@
       <w:r>
         <w:t xml:space="preserve"> — modifié — </w:t>
       </w:r>
-      <w:hyperlink w:history="1" r:id="rIdtizv5okcly5di-5olulhc">
+      <w:hyperlink w:history="1" r:id="rIdgtd2pns6hnlmk1ry1mik9">
         <w:r>
           <w:rPr>
             <w:rStyle w:val="Hyperlink"/>
@@ -1155,7 +1155,7 @@
       <w:r>
         <w:t xml:space="preserve"> — créé — </w:t>
       </w:r>
-      <w:hyperlink w:history="1" r:id="rIddewvazh3eaqtcomz1xhjx">
+      <w:hyperlink w:history="1" r:id="rIdvupfoag6urdo0ooirviav">
         <w:r>
           <w:rPr>
             <w:rStyle w:val="Hyperlink"/>
@@ -1192,7 +1192,7 @@
       <w:r>
         <w:t xml:space="preserve"> — modifié — </w:t>
       </w:r>
-      <w:hyperlink w:history="1" r:id="rIdtdddcdabtetu8i2pa9_o-">
+      <w:hyperlink w:history="1" r:id="rId5ziboimfiv1j4_4_oyomg">
         <w:r>
           <w:rPr>
             <w:rStyle w:val="Hyperlink"/>
@@ -1221,7 +1221,7 @@
       <w:r>
         <w:t xml:space="preserve"> — créé — </w:t>
       </w:r>
-      <w:hyperlink w:history="1" r:id="rIdgzh2bno6h0xlnfys6_0ik">
+      <w:hyperlink w:history="1" r:id="rId_-pkddkdb7sdozlsomjsm">
         <w:r>
           <w:rPr>
             <w:rStyle w:val="Hyperlink"/>
@@ -1250,7 +1250,7 @@
       <w:r>
         <w:t xml:space="preserve"> — modifié — </w:t>
       </w:r>
-      <w:hyperlink w:history="1" r:id="rIdjs5szl2pivf26zwdhh3jw">
+      <w:hyperlink w:history="1" r:id="rIdtrts_yxi4xfalkvlfsdwx">
         <w:r>
           <w:rPr>
             <w:rStyle w:val="Hyperlink"/>
@@ -1279,7 +1279,7 @@
       <w:r>
         <w:t xml:space="preserve"> — modifié — </w:t>
       </w:r>
-      <w:hyperlink w:history="1" r:id="rIdlqp2rom1mx6og_wrzc8rk">
+      <w:hyperlink w:history="1" r:id="rId5wspeqp52fih2abg3rzqc">
         <w:r>
           <w:rPr>
             <w:rStyle w:val="Hyperlink"/>
@@ -1308,7 +1308,7 @@
       <w:r>
         <w:t xml:space="preserve"> — modifié — </w:t>
       </w:r>
-      <w:hyperlink w:history="1" r:id="rIduu7crwy3qdt1h2f5w6qtm">
+      <w:hyperlink w:history="1" r:id="rIdhiycxzny_jg803iydm8hs">
         <w:r>
           <w:rPr>
             <w:rStyle w:val="Hyperlink"/>
@@ -1337,7 +1337,7 @@
       <w:r>
         <w:t xml:space="preserve"> — créé — </w:t>
       </w:r>
-      <w:hyperlink w:history="1" r:id="rIdkiotsbmnd1avo1s4vwjuc">
+      <w:hyperlink w:history="1" r:id="rIdxdio6fjn4xdbci7rbzbyo">
         <w:r>
           <w:rPr>
             <w:rStyle w:val="Hyperlink"/>
@@ -1366,7 +1366,7 @@
       <w:r>
         <w:t xml:space="preserve"> — créé — </w:t>
       </w:r>
-      <w:hyperlink w:history="1" r:id="rIdtartd0h-z9jeogdyxaih8">
+      <w:hyperlink w:history="1" r:id="rIdhxijhbid46u0e2isetw3v">
         <w:r>
           <w:rPr>
             <w:rStyle w:val="Hyperlink"/>
@@ -1395,7 +1395,7 @@
       <w:r>
         <w:t xml:space="preserve"> — modifié — </w:t>
       </w:r>
-      <w:hyperlink w:history="1" r:id="rIdidb2l7alhr5y2sfdawhyz">
+      <w:hyperlink w:history="1" r:id="rIdaliqh8royqm57rd19eogh">
         <w:r>
           <w:rPr>
             <w:rStyle w:val="Hyperlink"/>
@@ -1424,7 +1424,7 @@
       <w:r>
         <w:t xml:space="preserve"> — créé — </w:t>
       </w:r>
-      <w:hyperlink w:history="1" r:id="rIdvkfgcizumiqwev1e2ddca">
+      <w:hyperlink w:history="1" r:id="rId04whcdxf9dwxu-80xaafi">
         <w:r>
           <w:rPr>
             <w:rStyle w:val="Hyperlink"/>
@@ -1453,7 +1453,7 @@
       <w:r>
         <w:t xml:space="preserve"> — modifié — </w:t>
       </w:r>
-      <w:hyperlink w:history="1" r:id="rIdlge8vdqmoxzlza5534ut1">
+      <w:hyperlink w:history="1" r:id="rId5ryth62llronpsifiocyd">
         <w:r>
           <w:rPr>
             <w:rStyle w:val="Hyperlink"/>

--- a/docs/developpement/phases/word/PHASE_48_DESIGN_DE_LA_CARTE_ABONNE_LOGO_BANNIERE_COULEURS_TEXTES_ET_LIENS.docx
+++ b/docs/developpement/phases/word/PHASE_48_DESIGN_DE_LA_CARTE_ABONNE_LOGO_BANNIERE_COULEURS_TEXTES_ET_LIENS.docx
@@ -18,9 +18,9 @@
         <w:shd w:fill="F6F3FF" w:color="auto" w:val="clear"/>
       </w:pPr>
       <w:r>
-        <w:t xml:space="preserve">FlaiX Expert · dossier de développement · généré le 2026-10-21 depuis le dépôt </w:t>
-      </w:r>
-      <w:hyperlink w:history="1" r:id="rIdou1mjjapf9getgvzuuydf">
+        <w:t xml:space="preserve">FlaiX Expert · dossier de développement · généré le 2026-10-23 depuis le dépôt </w:t>
+      </w:r>
+      <w:hyperlink w:history="1" r:id="rId_c8iqxhfojnhqjmdbauqe">
         <w:r>
           <w:rPr>
             <w:rStyle w:val="Hyperlink"/>
@@ -744,7 +744,7 @@
           <w:numId w:val="2"/>
         </w:numPr>
       </w:pPr>
-      <w:hyperlink w:history="1" r:id="rId3h6b7isyltud0ddtadzqq">
+      <w:hyperlink w:history="1" r:id="rIdx1qvujgeuijrz-tahgfvc">
         <w:r>
           <w:rPr>
             <w:rStyle w:val="Hyperlink"/>
@@ -764,7 +764,7 @@
           <w:numId w:val="2"/>
         </w:numPr>
       </w:pPr>
-      <w:hyperlink w:history="1" r:id="rIdgl5i1pvrekw7jtazibssy">
+      <w:hyperlink w:history="1" r:id="rIdsoldt-e22etprors-y8cs">
         <w:r>
           <w:rPr>
             <w:rStyle w:val="Hyperlink"/>
@@ -812,7 +812,7 @@
       <w:r>
         <w:t xml:space="preserve"> — créé — </w:t>
       </w:r>
-      <w:hyperlink w:history="1" r:id="rIdo_pj920moujruslbwur0f">
+      <w:hyperlink w:history="1" r:id="rIdq6dnbumyzjedw1wutz9yv">
         <w:r>
           <w:rPr>
             <w:rStyle w:val="Hyperlink"/>
@@ -849,7 +849,7 @@
       <w:r>
         <w:t xml:space="preserve"> — modifié — </w:t>
       </w:r>
-      <w:hyperlink w:history="1" r:id="rId4kfyozsdptk_hfi_0esz6">
+      <w:hyperlink w:history="1" r:id="rIdmqnrkcnwfpveer6of0plj">
         <w:r>
           <w:rPr>
             <w:rStyle w:val="Hyperlink"/>
@@ -878,7 +878,7 @@
       <w:r>
         <w:t xml:space="preserve"> — modifié — </w:t>
       </w:r>
-      <w:hyperlink w:history="1" r:id="rIdu27f4oarrnhkbdo-gvvme">
+      <w:hyperlink w:history="1" r:id="rId7zedng1jkzepzsq_7s8s3">
         <w:r>
           <w:rPr>
             <w:rStyle w:val="Hyperlink"/>
@@ -907,7 +907,7 @@
       <w:r>
         <w:t xml:space="preserve"> — modifié — </w:t>
       </w:r>
-      <w:hyperlink w:history="1" r:id="rId_acz9izjm4ijqodgk5vai">
+      <w:hyperlink w:history="1" r:id="rIdmnzhnuyq-7fjfcrlledjt">
         <w:r>
           <w:rPr>
             <w:rStyle w:val="Hyperlink"/>
@@ -944,7 +944,7 @@
       <w:r>
         <w:t xml:space="preserve"> — modifié — </w:t>
       </w:r>
-      <w:hyperlink w:history="1" r:id="rIdumqatd5muqph4ruu3usag">
+      <w:hyperlink w:history="1" r:id="rIdbleovqqnb2562lrvaqb5q">
         <w:r>
           <w:rPr>
             <w:rStyle w:val="Hyperlink"/>
@@ -973,7 +973,7 @@
       <w:r>
         <w:t xml:space="preserve"> — modifié — </w:t>
       </w:r>
-      <w:hyperlink w:history="1" r:id="rIdi7uo_wtimo6vq-cepshkd">
+      <w:hyperlink w:history="1" r:id="rIdrasrxkh12htmbdga28ktn">
         <w:r>
           <w:rPr>
             <w:rStyle w:val="Hyperlink"/>
@@ -1010,7 +1010,7 @@
       <w:r>
         <w:t xml:space="preserve"> — modifié — </w:t>
       </w:r>
-      <w:hyperlink w:history="1" r:id="rIdqpt2gct0ndrseuap4yczt">
+      <w:hyperlink w:history="1" r:id="rIdizhu7tiq0gzvfprbxq4v1">
         <w:r>
           <w:rPr>
             <w:rStyle w:val="Hyperlink"/>
@@ -1039,7 +1039,7 @@
       <w:r>
         <w:t xml:space="preserve"> — modifié — </w:t>
       </w:r>
-      <w:hyperlink w:history="1" r:id="rIdmtgeipz49kh1owppbyyuc">
+      <w:hyperlink w:history="1" r:id="rId0ge8-9dsnksaeai7jslbe">
         <w:r>
           <w:rPr>
             <w:rStyle w:val="Hyperlink"/>
@@ -1068,7 +1068,7 @@
       <w:r>
         <w:t xml:space="preserve"> — modifié — </w:t>
       </w:r>
-      <w:hyperlink w:history="1" r:id="rId_7o8wjkv6pfgwiq8duvuj">
+      <w:hyperlink w:history="1" r:id="rIdy1s0az_8ywljwkisgb_oo">
         <w:r>
           <w:rPr>
             <w:rStyle w:val="Hyperlink"/>
@@ -1097,7 +1097,7 @@
       <w:r>
         <w:t xml:space="preserve"> — modifié — </w:t>
       </w:r>
-      <w:hyperlink w:history="1" r:id="rIdrp-meon8gq0jf0g2r5qou">
+      <w:hyperlink w:history="1" r:id="rIdxngrvk6qo-qc1-cmeez2j">
         <w:r>
           <w:rPr>
             <w:rStyle w:val="Hyperlink"/>
@@ -1126,7 +1126,7 @@
       <w:r>
         <w:t xml:space="preserve"> — modifié — </w:t>
       </w:r>
-      <w:hyperlink w:history="1" r:id="rIdgtd2pns6hnlmk1ry1mik9">
+      <w:hyperlink w:history="1" r:id="rIddkd3gnwhvlfjl8v159uyp">
         <w:r>
           <w:rPr>
             <w:rStyle w:val="Hyperlink"/>
@@ -1155,7 +1155,7 @@
       <w:r>
         <w:t xml:space="preserve"> — créé — </w:t>
       </w:r>
-      <w:hyperlink w:history="1" r:id="rIdvupfoag6urdo0ooirviav">
+      <w:hyperlink w:history="1" r:id="rIdp3e4jh9sj9qizvhkf4sc9">
         <w:r>
           <w:rPr>
             <w:rStyle w:val="Hyperlink"/>
@@ -1192,7 +1192,7 @@
       <w:r>
         <w:t xml:space="preserve"> — modifié — </w:t>
       </w:r>
-      <w:hyperlink w:history="1" r:id="rId5ziboimfiv1j4_4_oyomg">
+      <w:hyperlink w:history="1" r:id="rIdjxrxdc7nam7ozczwbmcby">
         <w:r>
           <w:rPr>
             <w:rStyle w:val="Hyperlink"/>
@@ -1221,7 +1221,7 @@
       <w:r>
         <w:t xml:space="preserve"> — créé — </w:t>
       </w:r>
-      <w:hyperlink w:history="1" r:id="rId_-pkddkdb7sdozlsomjsm">
+      <w:hyperlink w:history="1" r:id="rIdbdhvzua4oajwrlxctcxie">
         <w:r>
           <w:rPr>
             <w:rStyle w:val="Hyperlink"/>
@@ -1250,7 +1250,7 @@
       <w:r>
         <w:t xml:space="preserve"> — modifié — </w:t>
       </w:r>
-      <w:hyperlink w:history="1" r:id="rIdtrts_yxi4xfalkvlfsdwx">
+      <w:hyperlink w:history="1" r:id="rIdfahtszwqf9te0o3e5zruu">
         <w:r>
           <w:rPr>
             <w:rStyle w:val="Hyperlink"/>
@@ -1279,7 +1279,7 @@
       <w:r>
         <w:t xml:space="preserve"> — modifié — </w:t>
       </w:r>
-      <w:hyperlink w:history="1" r:id="rId5wspeqp52fih2abg3rzqc">
+      <w:hyperlink w:history="1" r:id="rId_owl2bdhecqos0evdjcqd">
         <w:r>
           <w:rPr>
             <w:rStyle w:val="Hyperlink"/>
@@ -1308,7 +1308,7 @@
       <w:r>
         <w:t xml:space="preserve"> — modifié — </w:t>
       </w:r>
-      <w:hyperlink w:history="1" r:id="rIdhiycxzny_jg803iydm8hs">
+      <w:hyperlink w:history="1" r:id="rId8c4fbe3ezmowj4ltt4wga">
         <w:r>
           <w:rPr>
             <w:rStyle w:val="Hyperlink"/>
@@ -1337,7 +1337,7 @@
       <w:r>
         <w:t xml:space="preserve"> — créé — </w:t>
       </w:r>
-      <w:hyperlink w:history="1" r:id="rIdxdio6fjn4xdbci7rbzbyo">
+      <w:hyperlink w:history="1" r:id="rIde1yj9iiy1wyglvz0zeqke">
         <w:r>
           <w:rPr>
             <w:rStyle w:val="Hyperlink"/>
@@ -1366,7 +1366,7 @@
       <w:r>
         <w:t xml:space="preserve"> — créé — </w:t>
       </w:r>
-      <w:hyperlink w:history="1" r:id="rIdhxijhbid46u0e2isetw3v">
+      <w:hyperlink w:history="1" r:id="rIdft3icbjznmcp6q2zak9ii">
         <w:r>
           <w:rPr>
             <w:rStyle w:val="Hyperlink"/>
@@ -1395,7 +1395,7 @@
       <w:r>
         <w:t xml:space="preserve"> — modifié — </w:t>
       </w:r>
-      <w:hyperlink w:history="1" r:id="rIdaliqh8royqm57rd19eogh">
+      <w:hyperlink w:history="1" r:id="rIdb4kirjitl4ymkkl2mnwpr">
         <w:r>
           <w:rPr>
             <w:rStyle w:val="Hyperlink"/>
@@ -1424,7 +1424,7 @@
       <w:r>
         <w:t xml:space="preserve"> — créé — </w:t>
       </w:r>
-      <w:hyperlink w:history="1" r:id="rId04whcdxf9dwxu-80xaafi">
+      <w:hyperlink w:history="1" r:id="rIdvc_ja7hfmhfowtsnon1ry">
         <w:r>
           <w:rPr>
             <w:rStyle w:val="Hyperlink"/>
@@ -1453,7 +1453,7 @@
       <w:r>
         <w:t xml:space="preserve"> — modifié — </w:t>
       </w:r>
-      <w:hyperlink w:history="1" r:id="rId5ryth62llronpsifiocyd">
+      <w:hyperlink w:history="1" r:id="rIdxqb_durd2gq3lnr4yfgyt">
         <w:r>
           <w:rPr>
             <w:rStyle w:val="Hyperlink"/>

--- a/docs/developpement/phases/word/PHASE_48_DESIGN_DE_LA_CARTE_ABONNE_LOGO_BANNIERE_COULEURS_TEXTES_ET_LIENS.docx
+++ b/docs/developpement/phases/word/PHASE_48_DESIGN_DE_LA_CARTE_ABONNE_LOGO_BANNIERE_COULEURS_TEXTES_ET_LIENS.docx
@@ -18,9 +18,9 @@
         <w:shd w:fill="F6F3FF" w:color="auto" w:val="clear"/>
       </w:pPr>
       <w:r>
-        <w:t xml:space="preserve">FlaiX Expert · dossier de développement · généré le 2026-10-23 depuis le dépôt </w:t>
-      </w:r>
-      <w:hyperlink w:history="1" r:id="rId_c8iqxhfojnhqjmdbauqe">
+        <w:t xml:space="preserve">FlaiX Expert · dossier de développement · généré le 2026-10-24 depuis le dépôt </w:t>
+      </w:r>
+      <w:hyperlink w:history="1" r:id="rIdb3plygm-tfdwy21zgij6e">
         <w:r>
           <w:rPr>
             <w:rStyle w:val="Hyperlink"/>
@@ -744,7 +744,7 @@
           <w:numId w:val="2"/>
         </w:numPr>
       </w:pPr>
-      <w:hyperlink w:history="1" r:id="rIdx1qvujgeuijrz-tahgfvc">
+      <w:hyperlink w:history="1" r:id="rId7pqtezx-_hzxhrleyz-_a">
         <w:r>
           <w:rPr>
             <w:rStyle w:val="Hyperlink"/>
@@ -764,7 +764,7 @@
           <w:numId w:val="2"/>
         </w:numPr>
       </w:pPr>
-      <w:hyperlink w:history="1" r:id="rIdsoldt-e22etprors-y8cs">
+      <w:hyperlink w:history="1" r:id="rIdprgpr1bsjtg9hewigjpox">
         <w:r>
           <w:rPr>
             <w:rStyle w:val="Hyperlink"/>
@@ -812,7 +812,7 @@
       <w:r>
         <w:t xml:space="preserve"> — créé — </w:t>
       </w:r>
-      <w:hyperlink w:history="1" r:id="rIdq6dnbumyzjedw1wutz9yv">
+      <w:hyperlink w:history="1" r:id="rIdlb_h8ezlcvfibccwvi1u4">
         <w:r>
           <w:rPr>
             <w:rStyle w:val="Hyperlink"/>
@@ -849,7 +849,7 @@
       <w:r>
         <w:t xml:space="preserve"> — modifié — </w:t>
       </w:r>
-      <w:hyperlink w:history="1" r:id="rIdmqnrkcnwfpveer6of0plj">
+      <w:hyperlink w:history="1" r:id="rIdcpm6rv2l1pkrxgw-suj0u">
         <w:r>
           <w:rPr>
             <w:rStyle w:val="Hyperlink"/>
@@ -878,7 +878,7 @@
       <w:r>
         <w:t xml:space="preserve"> — modifié — </w:t>
       </w:r>
-      <w:hyperlink w:history="1" r:id="rId7zedng1jkzepzsq_7s8s3">
+      <w:hyperlink w:history="1" r:id="rId3f79e7pw3s1ay6cavy9xz">
         <w:r>
           <w:rPr>
             <w:rStyle w:val="Hyperlink"/>
@@ -907,7 +907,7 @@
       <w:r>
         <w:t xml:space="preserve"> — modifié — </w:t>
       </w:r>
-      <w:hyperlink w:history="1" r:id="rIdmnzhnuyq-7fjfcrlledjt">
+      <w:hyperlink w:history="1" r:id="rIdbullv_kjvursnf3y93wtp">
         <w:r>
           <w:rPr>
             <w:rStyle w:val="Hyperlink"/>
@@ -944,7 +944,7 @@
       <w:r>
         <w:t xml:space="preserve"> — modifié — </w:t>
       </w:r>
-      <w:hyperlink w:history="1" r:id="rIdbleovqqnb2562lrvaqb5q">
+      <w:hyperlink w:history="1" r:id="rIdu0iyqk5knsxu2z4gbkzp4">
         <w:r>
           <w:rPr>
             <w:rStyle w:val="Hyperlink"/>
@@ -973,7 +973,7 @@
       <w:r>
         <w:t xml:space="preserve"> — modifié — </w:t>
       </w:r>
-      <w:hyperlink w:history="1" r:id="rIdrasrxkh12htmbdga28ktn">
+      <w:hyperlink w:history="1" r:id="rIdhbieztq3sba3ap5k3mq_e">
         <w:r>
           <w:rPr>
             <w:rStyle w:val="Hyperlink"/>
@@ -1010,7 +1010,7 @@
       <w:r>
         <w:t xml:space="preserve"> — modifié — </w:t>
       </w:r>
-      <w:hyperlink w:history="1" r:id="rIdizhu7tiq0gzvfprbxq4v1">
+      <w:hyperlink w:history="1" r:id="rId8gifj_g1j48332428mlc4">
         <w:r>
           <w:rPr>
             <w:rStyle w:val="Hyperlink"/>
@@ -1039,7 +1039,7 @@
       <w:r>
         <w:t xml:space="preserve"> — modifié — </w:t>
       </w:r>
-      <w:hyperlink w:history="1" r:id="rId0ge8-9dsnksaeai7jslbe">
+      <w:hyperlink w:history="1" r:id="rIdfr1gcvmpbjnwpyzkj3un3">
         <w:r>
           <w:rPr>
             <w:rStyle w:val="Hyperlink"/>
@@ -1068,7 +1068,7 @@
       <w:r>
         <w:t xml:space="preserve"> — modifié — </w:t>
       </w:r>
-      <w:hyperlink w:history="1" r:id="rIdy1s0az_8ywljwkisgb_oo">
+      <w:hyperlink w:history="1" r:id="rIdt_jgzp10xnpqphdruhhcx">
         <w:r>
           <w:rPr>
             <w:rStyle w:val="Hyperlink"/>
@@ -1097,7 +1097,7 @@
       <w:r>
         <w:t xml:space="preserve"> — modifié — </w:t>
       </w:r>
-      <w:hyperlink w:history="1" r:id="rIdxngrvk6qo-qc1-cmeez2j">
+      <w:hyperlink w:history="1" r:id="rIdcy-qn-wyv0kldzhgcloc_">
         <w:r>
           <w:rPr>
             <w:rStyle w:val="Hyperlink"/>
@@ -1126,7 +1126,7 @@
       <w:r>
         <w:t xml:space="preserve"> — modifié — </w:t>
       </w:r>
-      <w:hyperlink w:history="1" r:id="rIddkd3gnwhvlfjl8v159uyp">
+      <w:hyperlink w:history="1" r:id="rIdumff_ljrwau2rouu77vnv">
         <w:r>
           <w:rPr>
             <w:rStyle w:val="Hyperlink"/>
@@ -1155,7 +1155,7 @@
       <w:r>
         <w:t xml:space="preserve"> — créé — </w:t>
       </w:r>
-      <w:hyperlink w:history="1" r:id="rIdp3e4jh9sj9qizvhkf4sc9">
+      <w:hyperlink w:history="1" r:id="rId5eoi4xokdth59drdjml8e">
         <w:r>
           <w:rPr>
             <w:rStyle w:val="Hyperlink"/>
@@ -1192,7 +1192,7 @@
       <w:r>
         <w:t xml:space="preserve"> — modifié — </w:t>
       </w:r>
-      <w:hyperlink w:history="1" r:id="rIdjxrxdc7nam7ozczwbmcby">
+      <w:hyperlink w:history="1" r:id="rIdqtdzcxmpejgen59ousyzs">
         <w:r>
           <w:rPr>
             <w:rStyle w:val="Hyperlink"/>
@@ -1221,7 +1221,7 @@
       <w:r>
         <w:t xml:space="preserve"> — créé — </w:t>
       </w:r>
-      <w:hyperlink w:history="1" r:id="rIdbdhvzua4oajwrlxctcxie">
+      <w:hyperlink w:history="1" r:id="rIdx1kluyix8wvbsqj04fjdk">
         <w:r>
           <w:rPr>
             <w:rStyle w:val="Hyperlink"/>
@@ -1250,7 +1250,7 @@
       <w:r>
         <w:t xml:space="preserve"> — modifié — </w:t>
       </w:r>
-      <w:hyperlink w:history="1" r:id="rIdfahtszwqf9te0o3e5zruu">
+      <w:hyperlink w:history="1" r:id="rIdeok6foliinvhklwzj3c60">
         <w:r>
           <w:rPr>
             <w:rStyle w:val="Hyperlink"/>
@@ -1279,7 +1279,7 @@
       <w:r>
         <w:t xml:space="preserve"> — modifié — </w:t>
       </w:r>
-      <w:hyperlink w:history="1" r:id="rId_owl2bdhecqos0evdjcqd">
+      <w:hyperlink w:history="1" r:id="rId7hvuc8woaj8tagqdna-o-">
         <w:r>
           <w:rPr>
             <w:rStyle w:val="Hyperlink"/>
@@ -1308,7 +1308,7 @@
       <w:r>
         <w:t xml:space="preserve"> — modifié — </w:t>
       </w:r>
-      <w:hyperlink w:history="1" r:id="rId8c4fbe3ezmowj4ltt4wga">
+      <w:hyperlink w:history="1" r:id="rIdyrpw-5ec31ezc69wku9kd">
         <w:r>
           <w:rPr>
             <w:rStyle w:val="Hyperlink"/>
@@ -1337,7 +1337,7 @@
       <w:r>
         <w:t xml:space="preserve"> — créé — </w:t>
       </w:r>
-      <w:hyperlink w:history="1" r:id="rIde1yj9iiy1wyglvz0zeqke">
+      <w:hyperlink w:history="1" r:id="rIdizn8ujotd2ewyz80zrfgi">
         <w:r>
           <w:rPr>
             <w:rStyle w:val="Hyperlink"/>
@@ -1366,7 +1366,7 @@
       <w:r>
         <w:t xml:space="preserve"> — créé — </w:t>
       </w:r>
-      <w:hyperlink w:history="1" r:id="rIdft3icbjznmcp6q2zak9ii">
+      <w:hyperlink w:history="1" r:id="rIdwcjc15pycayxex3fqsazx">
         <w:r>
           <w:rPr>
             <w:rStyle w:val="Hyperlink"/>
@@ -1395,7 +1395,7 @@
       <w:r>
         <w:t xml:space="preserve"> — modifié — </w:t>
       </w:r>
-      <w:hyperlink w:history="1" r:id="rIdb4kirjitl4ymkkl2mnwpr">
+      <w:hyperlink w:history="1" r:id="rId2dcanjp8nbz3jxtjkjjnq">
         <w:r>
           <w:rPr>
             <w:rStyle w:val="Hyperlink"/>
@@ -1424,7 +1424,7 @@
       <w:r>
         <w:t xml:space="preserve"> — créé — </w:t>
       </w:r>
-      <w:hyperlink w:history="1" r:id="rIdvc_ja7hfmhfowtsnon1ry">
+      <w:hyperlink w:history="1" r:id="rIdk37wmq-scbxjuz0xaz04d">
         <w:r>
           <w:rPr>
             <w:rStyle w:val="Hyperlink"/>
@@ -1453,7 +1453,7 @@
       <w:r>
         <w:t xml:space="preserve"> — modifié — </w:t>
       </w:r>
-      <w:hyperlink w:history="1" r:id="rIdxqb_durd2gq3lnr4yfgyt">
+      <w:hyperlink w:history="1" r:id="rId4wgk3wm4xape4tns3lbqm">
         <w:r>
           <w:rPr>
             <w:rStyle w:val="Hyperlink"/>

--- a/docs/developpement/phases/word/PHASE_48_DESIGN_DE_LA_CARTE_ABONNE_LOGO_BANNIERE_COULEURS_TEXTES_ET_LIENS.docx
+++ b/docs/developpement/phases/word/PHASE_48_DESIGN_DE_LA_CARTE_ABONNE_LOGO_BANNIERE_COULEURS_TEXTES_ET_LIENS.docx
@@ -18,9 +18,9 @@
         <w:shd w:fill="F6F3FF" w:color="auto" w:val="clear"/>
       </w:pPr>
       <w:r>
-        <w:t xml:space="preserve">FlaiX Expert · dossier de développement · généré le 2026-10-24 depuis le dépôt </w:t>
-      </w:r>
-      <w:hyperlink w:history="1" r:id="rIdb3plygm-tfdwy21zgij6e">
+        <w:t xml:space="preserve">FlaiX Expert · dossier de développement · généré le 2026-10-25 depuis le dépôt </w:t>
+      </w:r>
+      <w:hyperlink w:history="1" r:id="rIdv3w4fhsb_bshudw1kxuvf">
         <w:r>
           <w:rPr>
             <w:rStyle w:val="Hyperlink"/>
@@ -744,7 +744,7 @@
           <w:numId w:val="2"/>
         </w:numPr>
       </w:pPr>
-      <w:hyperlink w:history="1" r:id="rId7pqtezx-_hzxhrleyz-_a">
+      <w:hyperlink w:history="1" r:id="rIdl6uh3dyqioq8mypebudjf">
         <w:r>
           <w:rPr>
             <w:rStyle w:val="Hyperlink"/>
@@ -764,7 +764,7 @@
           <w:numId w:val="2"/>
         </w:numPr>
       </w:pPr>
-      <w:hyperlink w:history="1" r:id="rIdprgpr1bsjtg9hewigjpox">
+      <w:hyperlink w:history="1" r:id="rIdaj_k6o7dofohiogqsttiw">
         <w:r>
           <w:rPr>
             <w:rStyle w:val="Hyperlink"/>
@@ -812,7 +812,7 @@
       <w:r>
         <w:t xml:space="preserve"> — créé — </w:t>
       </w:r>
-      <w:hyperlink w:history="1" r:id="rIdlb_h8ezlcvfibccwvi1u4">
+      <w:hyperlink w:history="1" r:id="rIduaqwj3f4blvkgqxpohqte">
         <w:r>
           <w:rPr>
             <w:rStyle w:val="Hyperlink"/>
@@ -849,7 +849,7 @@
       <w:r>
         <w:t xml:space="preserve"> — modifié — </w:t>
       </w:r>
-      <w:hyperlink w:history="1" r:id="rIdcpm6rv2l1pkrxgw-suj0u">
+      <w:hyperlink w:history="1" r:id="rIdrcipm1vnjxn6fh_edpn_w">
         <w:r>
           <w:rPr>
             <w:rStyle w:val="Hyperlink"/>
@@ -878,7 +878,7 @@
       <w:r>
         <w:t xml:space="preserve"> — modifié — </w:t>
       </w:r>
-      <w:hyperlink w:history="1" r:id="rId3f79e7pw3s1ay6cavy9xz">
+      <w:hyperlink w:history="1" r:id="rIddvzjmy_iye2fjqchcisee">
         <w:r>
           <w:rPr>
             <w:rStyle w:val="Hyperlink"/>
@@ -907,7 +907,7 @@
       <w:r>
         <w:t xml:space="preserve"> — modifié — </w:t>
       </w:r>
-      <w:hyperlink w:history="1" r:id="rIdbullv_kjvursnf3y93wtp">
+      <w:hyperlink w:history="1" r:id="rIdtlhtlfzkrqokyneial8ka">
         <w:r>
           <w:rPr>
             <w:rStyle w:val="Hyperlink"/>
@@ -944,7 +944,7 @@
       <w:r>
         <w:t xml:space="preserve"> — modifié — </w:t>
       </w:r>
-      <w:hyperlink w:history="1" r:id="rIdu0iyqk5knsxu2z4gbkzp4">
+      <w:hyperlink w:history="1" r:id="rId6p9shltfiroa8nqx5nkfx">
         <w:r>
           <w:rPr>
             <w:rStyle w:val="Hyperlink"/>
@@ -973,7 +973,7 @@
       <w:r>
         <w:t xml:space="preserve"> — modifié — </w:t>
       </w:r>
-      <w:hyperlink w:history="1" r:id="rIdhbieztq3sba3ap5k3mq_e">
+      <w:hyperlink w:history="1" r:id="rIdg5vcx1wzi_hr843uzqhcb">
         <w:r>
           <w:rPr>
             <w:rStyle w:val="Hyperlink"/>
@@ -1010,7 +1010,7 @@
       <w:r>
         <w:t xml:space="preserve"> — modifié — </w:t>
       </w:r>
-      <w:hyperlink w:history="1" r:id="rId8gifj_g1j48332428mlc4">
+      <w:hyperlink w:history="1" r:id="rIdkipvdrec9-ebuza_t0nyk">
         <w:r>
           <w:rPr>
             <w:rStyle w:val="Hyperlink"/>
@@ -1039,7 +1039,7 @@
       <w:r>
         <w:t xml:space="preserve"> — modifié — </w:t>
       </w:r>
-      <w:hyperlink w:history="1" r:id="rIdfr1gcvmpbjnwpyzkj3un3">
+      <w:hyperlink w:history="1" r:id="rIdz9nakdhvvc43-tqy8-xuj">
         <w:r>
           <w:rPr>
             <w:rStyle w:val="Hyperlink"/>
@@ -1068,7 +1068,7 @@
       <w:r>
         <w:t xml:space="preserve"> — modifié — </w:t>
       </w:r>
-      <w:hyperlink w:history="1" r:id="rIdt_jgzp10xnpqphdruhhcx">
+      <w:hyperlink w:history="1" r:id="rId_muyjgdg8qbc3f6ilirjb">
         <w:r>
           <w:rPr>
             <w:rStyle w:val="Hyperlink"/>
@@ -1097,7 +1097,7 @@
       <w:r>
         <w:t xml:space="preserve"> — modifié — </w:t>
       </w:r>
-      <w:hyperlink w:history="1" r:id="rIdcy-qn-wyv0kldzhgcloc_">
+      <w:hyperlink w:history="1" r:id="rIdwvql4y_by4o4qdq36c2sn">
         <w:r>
           <w:rPr>
             <w:rStyle w:val="Hyperlink"/>
@@ -1126,7 +1126,7 @@
       <w:r>
         <w:t xml:space="preserve"> — modifié — </w:t>
       </w:r>
-      <w:hyperlink w:history="1" r:id="rIdumff_ljrwau2rouu77vnv">
+      <w:hyperlink w:history="1" r:id="rId_mjm4nppxqqo8jz3rg_uj">
         <w:r>
           <w:rPr>
             <w:rStyle w:val="Hyperlink"/>
@@ -1155,7 +1155,7 @@
       <w:r>
         <w:t xml:space="preserve"> — créé — </w:t>
       </w:r>
-      <w:hyperlink w:history="1" r:id="rId5eoi4xokdth59drdjml8e">
+      <w:hyperlink w:history="1" r:id="rIdly1k9ouqz503uofnql9wp">
         <w:r>
           <w:rPr>
             <w:rStyle w:val="Hyperlink"/>
@@ -1192,7 +1192,7 @@
       <w:r>
         <w:t xml:space="preserve"> — modifié — </w:t>
       </w:r>
-      <w:hyperlink w:history="1" r:id="rIdqtdzcxmpejgen59ousyzs">
+      <w:hyperlink w:history="1" r:id="rIdnuawnzl0twp0qdbsmaou3">
         <w:r>
           <w:rPr>
             <w:rStyle w:val="Hyperlink"/>
@@ -1221,7 +1221,7 @@
       <w:r>
         <w:t xml:space="preserve"> — créé — </w:t>
       </w:r>
-      <w:hyperlink w:history="1" r:id="rIdx1kluyix8wvbsqj04fjdk">
+      <w:hyperlink w:history="1" r:id="rId0nhxseiwrbm9octng-gzk">
         <w:r>
           <w:rPr>
             <w:rStyle w:val="Hyperlink"/>
@@ -1250,7 +1250,7 @@
       <w:r>
         <w:t xml:space="preserve"> — modifié — </w:t>
       </w:r>
-      <w:hyperlink w:history="1" r:id="rIdeok6foliinvhklwzj3c60">
+      <w:hyperlink w:history="1" r:id="rIdcpqh87nd5udeus-3qxihn">
         <w:r>
           <w:rPr>
             <w:rStyle w:val="Hyperlink"/>
@@ -1279,7 +1279,7 @@
       <w:r>
         <w:t xml:space="preserve"> — modifié — </w:t>
       </w:r>
-      <w:hyperlink w:history="1" r:id="rId7hvuc8woaj8tagqdna-o-">
+      <w:hyperlink w:history="1" r:id="rIdopm_oojiypjmqfja9iqdn">
         <w:r>
           <w:rPr>
             <w:rStyle w:val="Hyperlink"/>
@@ -1308,7 +1308,7 @@
       <w:r>
         <w:t xml:space="preserve"> — modifié — </w:t>
       </w:r>
-      <w:hyperlink w:history="1" r:id="rIdyrpw-5ec31ezc69wku9kd">
+      <w:hyperlink w:history="1" r:id="rIdnpyleai78krmgbnt5_cf9">
         <w:r>
           <w:rPr>
             <w:rStyle w:val="Hyperlink"/>
@@ -1337,7 +1337,7 @@
       <w:r>
         <w:t xml:space="preserve"> — créé — </w:t>
       </w:r>
-      <w:hyperlink w:history="1" r:id="rIdizn8ujotd2ewyz80zrfgi">
+      <w:hyperlink w:history="1" r:id="rIdm5l-e7a0tuehhvhmgbf--">
         <w:r>
           <w:rPr>
             <w:rStyle w:val="Hyperlink"/>
@@ -1366,7 +1366,7 @@
       <w:r>
         <w:t xml:space="preserve"> — créé — </w:t>
       </w:r>
-      <w:hyperlink w:history="1" r:id="rIdwcjc15pycayxex3fqsazx">
+      <w:hyperlink w:history="1" r:id="rId7dydop8tbaakcpbz0e8gg">
         <w:r>
           <w:rPr>
             <w:rStyle w:val="Hyperlink"/>
@@ -1395,7 +1395,7 @@
       <w:r>
         <w:t xml:space="preserve"> — modifié — </w:t>
       </w:r>
-      <w:hyperlink w:history="1" r:id="rId2dcanjp8nbz3jxtjkjjnq">
+      <w:hyperlink w:history="1" r:id="rIdf4_ys8gadrqxmb79zttjg">
         <w:r>
           <w:rPr>
             <w:rStyle w:val="Hyperlink"/>
@@ -1424,7 +1424,7 @@
       <w:r>
         <w:t xml:space="preserve"> — créé — </w:t>
       </w:r>
-      <w:hyperlink w:history="1" r:id="rIdk37wmq-scbxjuz0xaz04d">
+      <w:hyperlink w:history="1" r:id="rIdgobbdwdp266d8f2j1rdqw">
         <w:r>
           <w:rPr>
             <w:rStyle w:val="Hyperlink"/>
@@ -1453,7 +1453,7 @@
       <w:r>
         <w:t xml:space="preserve"> — modifié — </w:t>
       </w:r>
-      <w:hyperlink w:history="1" r:id="rId4wgk3wm4xape4tns3lbqm">
+      <w:hyperlink w:history="1" r:id="rIdl6am_zsm44a3y0mcgfnin">
         <w:r>
           <w:rPr>
             <w:rStyle w:val="Hyperlink"/>

--- a/docs/developpement/phases/word/PHASE_48_DESIGN_DE_LA_CARTE_ABONNE_LOGO_BANNIERE_COULEURS_TEXTES_ET_LIENS.docx
+++ b/docs/developpement/phases/word/PHASE_48_DESIGN_DE_LA_CARTE_ABONNE_LOGO_BANNIERE_COULEURS_TEXTES_ET_LIENS.docx
@@ -20,7 +20,7 @@
       <w:r>
         <w:t xml:space="preserve">FlaiX Expert · dossier de développement · généré le 2026-10-25 depuis le dépôt </w:t>
       </w:r>
-      <w:hyperlink w:history="1" r:id="rIdv3w4fhsb_bshudw1kxuvf">
+      <w:hyperlink w:history="1" r:id="rId31frandocuuczsr0llzxv">
         <w:r>
           <w:rPr>
             <w:rStyle w:val="Hyperlink"/>
@@ -744,7 +744,7 @@
           <w:numId w:val="2"/>
         </w:numPr>
       </w:pPr>
-      <w:hyperlink w:history="1" r:id="rIdl6uh3dyqioq8mypebudjf">
+      <w:hyperlink w:history="1" r:id="rIdtddfuzy8ymmefmrk_dtnb">
         <w:r>
           <w:rPr>
             <w:rStyle w:val="Hyperlink"/>
@@ -764,7 +764,7 @@
           <w:numId w:val="2"/>
         </w:numPr>
       </w:pPr>
-      <w:hyperlink w:history="1" r:id="rIdaj_k6o7dofohiogqsttiw">
+      <w:hyperlink w:history="1" r:id="rIdooubmlq3ngghb3sqbeae9">
         <w:r>
           <w:rPr>
             <w:rStyle w:val="Hyperlink"/>
@@ -812,7 +812,7 @@
       <w:r>
         <w:t xml:space="preserve"> — créé — </w:t>
       </w:r>
-      <w:hyperlink w:history="1" r:id="rIduaqwj3f4blvkgqxpohqte">
+      <w:hyperlink w:history="1" r:id="rIdnnekyvw1tk-5nzsfbqtmq">
         <w:r>
           <w:rPr>
             <w:rStyle w:val="Hyperlink"/>
@@ -849,7 +849,7 @@
       <w:r>
         <w:t xml:space="preserve"> — modifié — </w:t>
       </w:r>
-      <w:hyperlink w:history="1" r:id="rIdrcipm1vnjxn6fh_edpn_w">
+      <w:hyperlink w:history="1" r:id="rIdzkw5ltmpfobna1ncx1vhy">
         <w:r>
           <w:rPr>
             <w:rStyle w:val="Hyperlink"/>
@@ -878,7 +878,7 @@
       <w:r>
         <w:t xml:space="preserve"> — modifié — </w:t>
       </w:r>
-      <w:hyperlink w:history="1" r:id="rIddvzjmy_iye2fjqchcisee">
+      <w:hyperlink w:history="1" r:id="rIdw2d7dyniafhdsqw86hxis">
         <w:r>
           <w:rPr>
             <w:rStyle w:val="Hyperlink"/>
@@ -907,7 +907,7 @@
       <w:r>
         <w:t xml:space="preserve"> — modifié — </w:t>
       </w:r>
-      <w:hyperlink w:history="1" r:id="rIdtlhtlfzkrqokyneial8ka">
+      <w:hyperlink w:history="1" r:id="rIdd_ahp2dt99ujirntpuu2w">
         <w:r>
           <w:rPr>
             <w:rStyle w:val="Hyperlink"/>
@@ -944,7 +944,7 @@
       <w:r>
         <w:t xml:space="preserve"> — modifié — </w:t>
       </w:r>
-      <w:hyperlink w:history="1" r:id="rId6p9shltfiroa8nqx5nkfx">
+      <w:hyperlink w:history="1" r:id="rId73qd17qyqi-dtkz1fv4ua">
         <w:r>
           <w:rPr>
             <w:rStyle w:val="Hyperlink"/>
@@ -973,7 +973,7 @@
       <w:r>
         <w:t xml:space="preserve"> — modifié — </w:t>
       </w:r>
-      <w:hyperlink w:history="1" r:id="rIdg5vcx1wzi_hr843uzqhcb">
+      <w:hyperlink w:history="1" r:id="rIdcx1wg8inapuj6fmnmo-ld">
         <w:r>
           <w:rPr>
             <w:rStyle w:val="Hyperlink"/>
@@ -1010,7 +1010,7 @@
       <w:r>
         <w:t xml:space="preserve"> — modifié — </w:t>
       </w:r>
-      <w:hyperlink w:history="1" r:id="rIdkipvdrec9-ebuza_t0nyk">
+      <w:hyperlink w:history="1" r:id="rIdplvvplvizjtlvjehyjkkc">
         <w:r>
           <w:rPr>
             <w:rStyle w:val="Hyperlink"/>
@@ -1039,7 +1039,7 @@
       <w:r>
         <w:t xml:space="preserve"> — modifié — </w:t>
       </w:r>
-      <w:hyperlink w:history="1" r:id="rIdz9nakdhvvc43-tqy8-xuj">
+      <w:hyperlink w:history="1" r:id="rIdoqxoq_oep-u9cmjjrd62f">
         <w:r>
           <w:rPr>
             <w:rStyle w:val="Hyperlink"/>
@@ -1068,7 +1068,7 @@
       <w:r>
         <w:t xml:space="preserve"> — modifié — </w:t>
       </w:r>
-      <w:hyperlink w:history="1" r:id="rId_muyjgdg8qbc3f6ilirjb">
+      <w:hyperlink w:history="1" r:id="rIdffs7xuba9owknucmnw0ym">
         <w:r>
           <w:rPr>
             <w:rStyle w:val="Hyperlink"/>
@@ -1097,7 +1097,7 @@
       <w:r>
         <w:t xml:space="preserve"> — modifié — </w:t>
       </w:r>
-      <w:hyperlink w:history="1" r:id="rIdwvql4y_by4o4qdq36c2sn">
+      <w:hyperlink w:history="1" r:id="rId_r2h7uggqo-lcagzfl8oc">
         <w:r>
           <w:rPr>
             <w:rStyle w:val="Hyperlink"/>
@@ -1126,7 +1126,7 @@
       <w:r>
         <w:t xml:space="preserve"> — modifié — </w:t>
       </w:r>
-      <w:hyperlink w:history="1" r:id="rId_mjm4nppxqqo8jz3rg_uj">
+      <w:hyperlink w:history="1" r:id="rIdpd_djj-nurdwpuruvaxgz">
         <w:r>
           <w:rPr>
             <w:rStyle w:val="Hyperlink"/>
@@ -1155,7 +1155,7 @@
       <w:r>
         <w:t xml:space="preserve"> — créé — </w:t>
       </w:r>
-      <w:hyperlink w:history="1" r:id="rIdly1k9ouqz503uofnql9wp">
+      <w:hyperlink w:history="1" r:id="rIden1fdixqvhlhsa74krkyl">
         <w:r>
           <w:rPr>
             <w:rStyle w:val="Hyperlink"/>
@@ -1192,7 +1192,7 @@
       <w:r>
         <w:t xml:space="preserve"> — modifié — </w:t>
       </w:r>
-      <w:hyperlink w:history="1" r:id="rIdnuawnzl0twp0qdbsmaou3">
+      <w:hyperlink w:history="1" r:id="rIdrrvooskg6imlbdbfrfgqh">
         <w:r>
           <w:rPr>
             <w:rStyle w:val="Hyperlink"/>
@@ -1221,7 +1221,7 @@
       <w:r>
         <w:t xml:space="preserve"> — créé — </w:t>
       </w:r>
-      <w:hyperlink w:history="1" r:id="rId0nhxseiwrbm9octng-gzk">
+      <w:hyperlink w:history="1" r:id="rIdtxwll9i985lfo47vnigxj">
         <w:r>
           <w:rPr>
             <w:rStyle w:val="Hyperlink"/>
@@ -1250,7 +1250,7 @@
       <w:r>
         <w:t xml:space="preserve"> — modifié — </w:t>
       </w:r>
-      <w:hyperlink w:history="1" r:id="rIdcpqh87nd5udeus-3qxihn">
+      <w:hyperlink w:history="1" r:id="rIdnoawng_mlafefnbrrptjo">
         <w:r>
           <w:rPr>
             <w:rStyle w:val="Hyperlink"/>
@@ -1279,7 +1279,7 @@
       <w:r>
         <w:t xml:space="preserve"> — modifié — </w:t>
       </w:r>
-      <w:hyperlink w:history="1" r:id="rIdopm_oojiypjmqfja9iqdn">
+      <w:hyperlink w:history="1" r:id="rIdnssbqdxbyiipygqpa5jig">
         <w:r>
           <w:rPr>
             <w:rStyle w:val="Hyperlink"/>
@@ -1308,7 +1308,7 @@
       <w:r>
         <w:t xml:space="preserve"> — modifié — </w:t>
       </w:r>
-      <w:hyperlink w:history="1" r:id="rIdnpyleai78krmgbnt5_cf9">
+      <w:hyperlink w:history="1" r:id="rIddlm572fq4sxdyrqvj_qea">
         <w:r>
           <w:rPr>
             <w:rStyle w:val="Hyperlink"/>
@@ -1337,7 +1337,7 @@
       <w:r>
         <w:t xml:space="preserve"> — créé — </w:t>
       </w:r>
-      <w:hyperlink w:history="1" r:id="rIdm5l-e7a0tuehhvhmgbf--">
+      <w:hyperlink w:history="1" r:id="rIdfffvbmsqzbhi7_fimgp8g">
         <w:r>
           <w:rPr>
             <w:rStyle w:val="Hyperlink"/>
@@ -1366,7 +1366,7 @@
       <w:r>
         <w:t xml:space="preserve"> — créé — </w:t>
       </w:r>
-      <w:hyperlink w:history="1" r:id="rId7dydop8tbaakcpbz0e8gg">
+      <w:hyperlink w:history="1" r:id="rIdmuf--rmpwum-bucua3mmu">
         <w:r>
           <w:rPr>
             <w:rStyle w:val="Hyperlink"/>
@@ -1395,7 +1395,7 @@
       <w:r>
         <w:t xml:space="preserve"> — modifié — </w:t>
       </w:r>
-      <w:hyperlink w:history="1" r:id="rIdf4_ys8gadrqxmb79zttjg">
+      <w:hyperlink w:history="1" r:id="rId-yabxyol9bdxpiplb0dvj">
         <w:r>
           <w:rPr>
             <w:rStyle w:val="Hyperlink"/>
@@ -1424,7 +1424,7 @@
       <w:r>
         <w:t xml:space="preserve"> — créé — </w:t>
       </w:r>
-      <w:hyperlink w:history="1" r:id="rIdgobbdwdp266d8f2j1rdqw">
+      <w:hyperlink w:history="1" r:id="rIdu_lu9-mrew_o-hdnx9_e5">
         <w:r>
           <w:rPr>
             <w:rStyle w:val="Hyperlink"/>
@@ -1453,7 +1453,7 @@
       <w:r>
         <w:t xml:space="preserve"> — modifié — </w:t>
       </w:r>
-      <w:hyperlink w:history="1" r:id="rIdl6am_zsm44a3y0mcgfnin">
+      <w:hyperlink w:history="1" r:id="rIdv-96vil_ldreuuss45n4g">
         <w:r>
           <w:rPr>
             <w:rStyle w:val="Hyperlink"/>

--- a/docs/developpement/phases/word/PHASE_48_DESIGN_DE_LA_CARTE_ABONNE_LOGO_BANNIERE_COULEURS_TEXTES_ET_LIENS.docx
+++ b/docs/developpement/phases/word/PHASE_48_DESIGN_DE_LA_CARTE_ABONNE_LOGO_BANNIERE_COULEURS_TEXTES_ET_LIENS.docx
@@ -20,7 +20,7 @@
       <w:r>
         <w:t xml:space="preserve">FlaiX Expert · dossier de développement · généré le 2026-10-25 depuis le dépôt </w:t>
       </w:r>
-      <w:hyperlink w:history="1" r:id="rId31frandocuuczsr0llzxv">
+      <w:hyperlink w:history="1" r:id="rIdps5kcxpyvcjnbm8mqfh0d">
         <w:r>
           <w:rPr>
             <w:rStyle w:val="Hyperlink"/>
@@ -744,7 +744,7 @@
           <w:numId w:val="2"/>
         </w:numPr>
       </w:pPr>
-      <w:hyperlink w:history="1" r:id="rIdtddfuzy8ymmefmrk_dtnb">
+      <w:hyperlink w:history="1" r:id="rIdmjaaz13wofbgb_9rto7hn">
         <w:r>
           <w:rPr>
             <w:rStyle w:val="Hyperlink"/>
@@ -764,7 +764,7 @@
           <w:numId w:val="2"/>
         </w:numPr>
       </w:pPr>
-      <w:hyperlink w:history="1" r:id="rIdooubmlq3ngghb3sqbeae9">
+      <w:hyperlink w:history="1" r:id="rIdkz1tr2usa1qvtzrnorogk">
         <w:r>
           <w:rPr>
             <w:rStyle w:val="Hyperlink"/>
@@ -812,7 +812,7 @@
       <w:r>
         <w:t xml:space="preserve"> — créé — </w:t>
       </w:r>
-      <w:hyperlink w:history="1" r:id="rIdnnekyvw1tk-5nzsfbqtmq">
+      <w:hyperlink w:history="1" r:id="rIdu8hnruttvnfabksvgxyy-">
         <w:r>
           <w:rPr>
             <w:rStyle w:val="Hyperlink"/>
@@ -849,7 +849,7 @@
       <w:r>
         <w:t xml:space="preserve"> — modifié — </w:t>
       </w:r>
-      <w:hyperlink w:history="1" r:id="rIdzkw5ltmpfobna1ncx1vhy">
+      <w:hyperlink w:history="1" r:id="rIdad68vao4hrh-ykgf0g7ls">
         <w:r>
           <w:rPr>
             <w:rStyle w:val="Hyperlink"/>
@@ -878,7 +878,7 @@
       <w:r>
         <w:t xml:space="preserve"> — modifié — </w:t>
       </w:r>
-      <w:hyperlink w:history="1" r:id="rIdw2d7dyniafhdsqw86hxis">
+      <w:hyperlink w:history="1" r:id="rId1410ujukan_9kmafqyxxl">
         <w:r>
           <w:rPr>
             <w:rStyle w:val="Hyperlink"/>
@@ -907,7 +907,7 @@
       <w:r>
         <w:t xml:space="preserve"> — modifié — </w:t>
       </w:r>
-      <w:hyperlink w:history="1" r:id="rIdd_ahp2dt99ujirntpuu2w">
+      <w:hyperlink w:history="1" r:id="rIdtifj1ggecclzwgi2ezkzn">
         <w:r>
           <w:rPr>
             <w:rStyle w:val="Hyperlink"/>
@@ -944,7 +944,7 @@
       <w:r>
         <w:t xml:space="preserve"> — modifié — </w:t>
       </w:r>
-      <w:hyperlink w:history="1" r:id="rId73qd17qyqi-dtkz1fv4ua">
+      <w:hyperlink w:history="1" r:id="rId1zh03yv4dgyajr-1gjcx9">
         <w:r>
           <w:rPr>
             <w:rStyle w:val="Hyperlink"/>
@@ -973,7 +973,7 @@
       <w:r>
         <w:t xml:space="preserve"> — modifié — </w:t>
       </w:r>
-      <w:hyperlink w:history="1" r:id="rIdcx1wg8inapuj6fmnmo-ld">
+      <w:hyperlink w:history="1" r:id="rIdma_mlbceau7x6ce018in-">
         <w:r>
           <w:rPr>
             <w:rStyle w:val="Hyperlink"/>
@@ -1010,7 +1010,7 @@
       <w:r>
         <w:t xml:space="preserve"> — modifié — </w:t>
       </w:r>
-      <w:hyperlink w:history="1" r:id="rIdplvvplvizjtlvjehyjkkc">
+      <w:hyperlink w:history="1" r:id="rIdqicep2wyimithnbmc9k8d">
         <w:r>
           <w:rPr>
             <w:rStyle w:val="Hyperlink"/>
@@ -1039,7 +1039,7 @@
       <w:r>
         <w:t xml:space="preserve"> — modifié — </w:t>
       </w:r>
-      <w:hyperlink w:history="1" r:id="rIdoqxoq_oep-u9cmjjrd62f">
+      <w:hyperlink w:history="1" r:id="rIdxe9vmam-hawm3o0rdbg2_">
         <w:r>
           <w:rPr>
             <w:rStyle w:val="Hyperlink"/>
@@ -1068,7 +1068,7 @@
       <w:r>
         <w:t xml:space="preserve"> — modifié — </w:t>
       </w:r>
-      <w:hyperlink w:history="1" r:id="rIdffs7xuba9owknucmnw0ym">
+      <w:hyperlink w:history="1" r:id="rId8yeb3fxyzqggiybqhxhj8">
         <w:r>
           <w:rPr>
             <w:rStyle w:val="Hyperlink"/>
@@ -1097,7 +1097,7 @@
       <w:r>
         <w:t xml:space="preserve"> — modifié — </w:t>
       </w:r>
-      <w:hyperlink w:history="1" r:id="rId_r2h7uggqo-lcagzfl8oc">
+      <w:hyperlink w:history="1" r:id="rIdhczvfuzheve_yj79se8lo">
         <w:r>
           <w:rPr>
             <w:rStyle w:val="Hyperlink"/>
@@ -1126,7 +1126,7 @@
       <w:r>
         <w:t xml:space="preserve"> — modifié — </w:t>
       </w:r>
-      <w:hyperlink w:history="1" r:id="rIdpd_djj-nurdwpuruvaxgz">
+      <w:hyperlink w:history="1" r:id="rIdlz1-kio82q-gff-inuu3j">
         <w:r>
           <w:rPr>
             <w:rStyle w:val="Hyperlink"/>
@@ -1155,7 +1155,7 @@
       <w:r>
         <w:t xml:space="preserve"> — créé — </w:t>
       </w:r>
-      <w:hyperlink w:history="1" r:id="rIden1fdixqvhlhsa74krkyl">
+      <w:hyperlink w:history="1" r:id="rIdxxmcnzfg-tuh9ugm736xy">
         <w:r>
           <w:rPr>
             <w:rStyle w:val="Hyperlink"/>
@@ -1192,7 +1192,7 @@
       <w:r>
         <w:t xml:space="preserve"> — modifié — </w:t>
       </w:r>
-      <w:hyperlink w:history="1" r:id="rIdrrvooskg6imlbdbfrfgqh">
+      <w:hyperlink w:history="1" r:id="rIdpkwxcjptdcrahkjmgirjg">
         <w:r>
           <w:rPr>
             <w:rStyle w:val="Hyperlink"/>
@@ -1221,7 +1221,7 @@
       <w:r>
         <w:t xml:space="preserve"> — créé — </w:t>
       </w:r>
-      <w:hyperlink w:history="1" r:id="rIdtxwll9i985lfo47vnigxj">
+      <w:hyperlink w:history="1" r:id="rId5hrovescvtikjxdmtc1ph">
         <w:r>
           <w:rPr>
             <w:rStyle w:val="Hyperlink"/>
@@ -1250,7 +1250,7 @@
       <w:r>
         <w:t xml:space="preserve"> — modifié — </w:t>
       </w:r>
-      <w:hyperlink w:history="1" r:id="rIdnoawng_mlafefnbrrptjo">
+      <w:hyperlink w:history="1" r:id="rIdwoln15aecrzvxwftpg5yg">
         <w:r>
           <w:rPr>
             <w:rStyle w:val="Hyperlink"/>
@@ -1279,7 +1279,7 @@
       <w:r>
         <w:t xml:space="preserve"> — modifié — </w:t>
       </w:r>
-      <w:hyperlink w:history="1" r:id="rIdnssbqdxbyiipygqpa5jig">
+      <w:hyperlink w:history="1" r:id="rId7afd1ra4wlnasymeqwpdi">
         <w:r>
           <w:rPr>
             <w:rStyle w:val="Hyperlink"/>
@@ -1308,7 +1308,7 @@
       <w:r>
         <w:t xml:space="preserve"> — modifié — </w:t>
       </w:r>
-      <w:hyperlink w:history="1" r:id="rIddlm572fq4sxdyrqvj_qea">
+      <w:hyperlink w:history="1" r:id="rIdq6sfwmb6coo1fnsmq4x-x">
         <w:r>
           <w:rPr>
             <w:rStyle w:val="Hyperlink"/>
@@ -1337,7 +1337,7 @@
       <w:r>
         <w:t xml:space="preserve"> — créé — </w:t>
       </w:r>
-      <w:hyperlink w:history="1" r:id="rIdfffvbmsqzbhi7_fimgp8g">
+      <w:hyperlink w:history="1" r:id="rIdwelbyjuinmyvs-j68tagl">
         <w:r>
           <w:rPr>
             <w:rStyle w:val="Hyperlink"/>
@@ -1366,7 +1366,7 @@
       <w:r>
         <w:t xml:space="preserve"> — créé — </w:t>
       </w:r>
-      <w:hyperlink w:history="1" r:id="rIdmuf--rmpwum-bucua3mmu">
+      <w:hyperlink w:history="1" r:id="rIddq8lx2xvwm7zwiq_pes8r">
         <w:r>
           <w:rPr>
             <w:rStyle w:val="Hyperlink"/>
@@ -1395,7 +1395,7 @@
       <w:r>
         <w:t xml:space="preserve"> — modifié — </w:t>
       </w:r>
-      <w:hyperlink w:history="1" r:id="rId-yabxyol9bdxpiplb0dvj">
+      <w:hyperlink w:history="1" r:id="rId1fsucsy155t1vs5rswynd">
         <w:r>
           <w:rPr>
             <w:rStyle w:val="Hyperlink"/>
@@ -1424,7 +1424,7 @@
       <w:r>
         <w:t xml:space="preserve"> — créé — </w:t>
       </w:r>
-      <w:hyperlink w:history="1" r:id="rIdu_lu9-mrew_o-hdnx9_e5">
+      <w:hyperlink w:history="1" r:id="rIdkec5znztpg9l8fejnmvok">
         <w:r>
           <w:rPr>
             <w:rStyle w:val="Hyperlink"/>
@@ -1453,7 +1453,7 @@
       <w:r>
         <w:t xml:space="preserve"> — modifié — </w:t>
       </w:r>
-      <w:hyperlink w:history="1" r:id="rIdv-96vil_ldreuuss45n4g">
+      <w:hyperlink w:history="1" r:id="rId-r_jdndkqcoiikao5iwi_">
         <w:r>
           <w:rPr>
             <w:rStyle w:val="Hyperlink"/>
